--- a/friend-setup-guide.docx
+++ b/friend-setup-guide.docx
@@ -1,59 +1,121 @@
 
 <file path=word/document.xml><?xml version="1.0" encoding="utf-8"?>
-<w:document xmlns:wpc="http://schemas.microsoft.com/office/word/2010/wordprocessingCanvas" xmlns:mc="http://schemas.openxmlformats.org/markup-compatibility/2006" xmlns:o="urn:schemas-microsoft-com:office:office" xmlns:r="http://schemas.openxmlformats.org/officeDocument/2006/relationships" xmlns:m="http://schemas.openxmlformats.org/officeDocument/2006/math" xmlns:v="urn:schemas-microsoft-com:vml" xmlns:wp14="http://schemas.microsoft.com/office/word/2010/wordprocessingDrawing" xmlns:wp="http://schemas.openxmlformats.org/drawingml/2006/wordprocessingDrawing" xmlns:w10="urn:schemas-microsoft-com:office:word" xmlns:w="http://schemas.openxmlformats.org/wordprocessingml/2006/main" xmlns:w14="http://schemas.microsoft.com/office/word/2010/wordml" xmlns:w15="http://schemas.microsoft.com/office/word/2012/wordml" xmlns:wpg="http://schemas.microsoft.com/office/word/2010/wordprocessingGroup" xmlns:wpi="http://schemas.microsoft.com/office/word/2010/wordprocessingInk" xmlns:wne="http://schemas.microsoft.com/office/word/2006/wordml" xmlns:wps="http://schemas.microsoft.com/office/word/2010/wordprocessingShape" xmlns:cx="http://schemas.microsoft.com/office/drawing/2014/chartex" xmlns:cx1="http://schemas.microsoft.com/office/drawing/2015/9/8/chartex" xmlns:cx2="http://schemas.microsoft.com/office/drawing/2015/10/21/chartex" xmlns:cx3="http://schemas.microsoft.com/office/drawing/2016/5/9/chartex" xmlns:cx4="http://schemas.microsoft.com/office/drawing/2016/5/10/chartex" xmlns:cx5="http://schemas.microsoft.com/office/drawing/2016/5/11/chartex" xmlns:cx6="http://schemas.microsoft.com/office/drawing/2016/5/12/chartex" xmlns:cx7="http://schemas.microsoft.com/office/drawing/2016/5/13/chartex" xmlns:cx8="http://schemas.microsoft.com/office/drawing/2016/5/14/chartex" xmlns:aink="http://schemas.microsoft.com/office/drawing/2016/ink" xmlns:am3d="http://schemas.microsoft.com/office/drawing/2017/model3d" xmlns:w16cex="http://schemas.microsoft.com/office/word/2018/wordml/cex" xmlns:w16cid="http://schemas.microsoft.com/office/word/2016/wordml/cid" xmlns:w16="http://schemas.microsoft.com/office/word/2018/wordml" xmlns:w16sdtdh="http://schemas.microsoft.com/office/word/2020/wordml/sdtdatahash" xmlns:w16se="http://schemas.microsoft.com/office/word/2015/wordml/symex" mc:Ignorable="w14 w15 wp14">
+<w:document xmlns:wpc="http://schemas.microsoft.com/office/word/2010/wordprocessingCanvas" xmlns:cx="http://schemas.microsoft.com/office/drawing/2014/chartex" xmlns:cx1="http://schemas.microsoft.com/office/drawing/2015/9/8/chartex" xmlns:cx2="http://schemas.microsoft.com/office/drawing/2015/10/21/chartex" xmlns:cx3="http://schemas.microsoft.com/office/drawing/2016/5/9/chartex" xmlns:cx4="http://schemas.microsoft.com/office/drawing/2016/5/10/chartex" xmlns:cx5="http://schemas.microsoft.com/office/drawing/2016/5/11/chartex" xmlns:cx6="http://schemas.microsoft.com/office/drawing/2016/5/12/chartex" xmlns:cx7="http://schemas.microsoft.com/office/drawing/2016/5/13/chartex" xmlns:cx8="http://schemas.microsoft.com/office/drawing/2016/5/14/chartex" xmlns:mc="http://schemas.openxmlformats.org/markup-compatibility/2006" xmlns:aink="http://schemas.microsoft.com/office/drawing/2016/ink" xmlns:am3d="http://schemas.microsoft.com/office/drawing/2017/model3d" xmlns:o="urn:schemas-microsoft-com:office:office" xmlns:oel="http://schemas.microsoft.com/office/2019/extlst" xmlns:r="http://schemas.openxmlformats.org/officeDocument/2006/relationships" xmlns:m="http://schemas.openxmlformats.org/officeDocument/2006/math" xmlns:v="urn:schemas-microsoft-com:vml" xmlns:wp14="http://schemas.microsoft.com/office/word/2010/wordprocessingDrawing" xmlns:wp="http://schemas.openxmlformats.org/drawingml/2006/wordprocessingDrawing" xmlns:w10="urn:schemas-microsoft-com:office:word" xmlns:w="http://schemas.openxmlformats.org/wordprocessingml/2006/main" xmlns:w14="http://schemas.microsoft.com/office/word/2010/wordml" xmlns:w15="http://schemas.microsoft.com/office/word/2012/wordml" xmlns:w16cex="http://schemas.microsoft.com/office/word/2018/wordml/cex" xmlns:w16cid="http://schemas.microsoft.com/office/word/2016/wordml/cid" xmlns:w16="http://schemas.microsoft.com/office/word/2018/wordml" xmlns:w16du="http://schemas.microsoft.com/office/word/2023/wordml/word16du" xmlns:w16sdtdh="http://schemas.microsoft.com/office/word/2020/wordml/sdtdatahash" xmlns:w16sdtfl="http://schemas.microsoft.com/office/word/2024/wordml/sdtformatlock" xmlns:w16se="http://schemas.microsoft.com/office/word/2015/wordml/symex" xmlns:wpg="http://schemas.microsoft.com/office/word/2010/wordprocessingGroup" xmlns:wpi="http://schemas.microsoft.com/office/word/2010/wordprocessingInk" xmlns:wne="http://schemas.microsoft.com/office/word/2006/wordml" xmlns:wps="http://schemas.microsoft.com/office/word/2010/wordprocessingShape" mc:Ignorable="w14 w15 w16se w16cid w16 w16cex w16sdtdh w16sdtfl w16du wp14">
   <w:body>
     <w:p>
       <w:pPr>
         <w:pStyle w:val="Title"/>
         <w:spacing w:after="120"/>
-      </w:pPr>
-      <w:r>
-        <w:t xml:space="preserve">Sätta upp Bostadskö Tracker åt en vän</w:t>
+        <w:rPr>
+          <w:lang w:val="sv-SE"/>
+        </w:rPr>
+      </w:pPr>
+      <w:r>
+        <w:rPr>
+          <w:lang w:val="sv-SE"/>
+        </w:rPr>
+        <w:t>Sätta upp Bostadskö Tracker åt en vän</w:t>
       </w:r>
     </w:p>
     <w:p>
       <w:pPr>
         <w:spacing w:after="160"/>
+        <w:rPr>
+          <w:lang w:val="sv-SE"/>
+        </w:rPr>
       </w:pPr>
       <w:r>
         <w:rPr>
           <w:i/>
           <w:iCs/>
-        </w:rPr>
-        <w:t xml:space="preserve">Den här guiden visar hur en vän får sin egen, oberoende körning av appen: egen karta, egna sökkriterier, egna Telegram-aviseringar. Ingenting delas med ditt eget exemplar.</w:t>
+          <w:lang w:val="sv-SE"/>
+        </w:rPr>
+        <w:t>Den här guiden visar hur en vän får sin egen, oberoende körning av appen: egen karta, egna sökkriterier, egna Telegram-aviseringar. Ingenting delas med ditt eget exemplar.</w:t>
       </w:r>
     </w:p>
     <w:p>
       <w:pPr>
         <w:pStyle w:val="Heading1"/>
-        <w:spacing w:after="120" w:before="280"/>
-      </w:pPr>
-      <w:r>
-        <w:t xml:space="preserve">Innan du börjar</w:t>
+        <w:spacing w:before="280" w:after="120"/>
+        <w:rPr>
+          <w:lang w:val="sv-SE"/>
+        </w:rPr>
+      </w:pPr>
+      <w:r>
+        <w:rPr>
+          <w:lang w:val="sv-SE"/>
+        </w:rPr>
+        <w:t>Innan du börjar</w:t>
       </w:r>
     </w:p>
     <w:p>
       <w:pPr>
         <w:spacing w:after="160"/>
-      </w:pPr>
-      <w:r>
-        <w:t xml:space="preserve">Appen bygger på Boplats Väst och HomeQ:s 13 kommuner i Göteborgsregionen (Ale, Alingsås, Göteborg, Härryda, Kungsbacka, Kungälv, Lerum, Lilla Edet, Mölndal, Partille, Stenungsund, Tjörn, Öckerö). Den fungerar bara för någon som söker bostad där. En annan stad har andra kösystem och kräver en ny insamlare i koden, inte bara nya inställningar.</w:t>
+        <w:rPr>
+          <w:lang w:val="sv-SE"/>
+        </w:rPr>
+      </w:pPr>
+      <w:r>
+        <w:rPr>
+          <w:lang w:val="sv-SE"/>
+        </w:rPr>
+        <w:t xml:space="preserve">Appen bygger på Boplats Väst och </w:t>
+      </w:r>
+      <w:proofErr w:type="spellStart"/>
+      <w:r>
+        <w:rPr>
+          <w:lang w:val="sv-SE"/>
+        </w:rPr>
+        <w:t>HomeQ:s</w:t>
+      </w:r>
+      <w:proofErr w:type="spellEnd"/>
+      <w:r>
+        <w:rPr>
+          <w:lang w:val="sv-SE"/>
+        </w:rPr>
+        <w:t xml:space="preserve"> 13 kommuner i Göteborgsregionen (Ale, Alingsås, Göteborg, Härryda, Kungsbacka, Kungälv, Lerum, Lilla Edet, Mölndal, Partille, Stenungsund, Tjörn, Öckerö). Den fungerar bara för någon som söker bostad där. En annan stad har andra kösystem och kräver en ny insamlare i koden, inte bara nya inställningar.</w:t>
       </w:r>
     </w:p>
     <w:p>
       <w:pPr>
         <w:spacing w:after="160"/>
-      </w:pPr>
-      <w:r>
-        <w:t xml:space="preserve">Vad det kostar: 0 kr i månaden, precis som ditt eget exemplar. Vad det tar: en kväll, inget programmerande.</w:t>
+        <w:rPr>
+          <w:lang w:val="sv-SE"/>
+        </w:rPr>
+      </w:pPr>
+      <w:r>
+        <w:rPr>
+          <w:lang w:val="sv-SE"/>
+        </w:rPr>
+        <w:t>Vad det kostar: 0 kr i månaden, precis som ditt eget exemplar. Vad det tar: en kväll, inget programmerande.</w:t>
       </w:r>
     </w:p>
     <w:p>
       <w:pPr>
         <w:spacing w:after="160"/>
-      </w:pPr>
-      <w:r>
-        <w:t xml:space="preserve">Din vän behöver, innan ni sätter igång:</w:t>
+        <w:rPr>
+          <w:lang w:val="sv-SE"/>
+        </w:rPr>
+      </w:pPr>
+      <w:r>
+        <w:rPr>
+          <w:lang w:val="sv-SE"/>
+        </w:rPr>
+        <w:t xml:space="preserve">Din vän behöver, innan ni sätter </w:t>
+      </w:r>
+      <w:proofErr w:type="gramStart"/>
+      <w:r>
+        <w:rPr>
+          <w:lang w:val="sv-SE"/>
+        </w:rPr>
+        <w:t>igång</w:t>
+      </w:r>
+      <w:proofErr w:type="gramEnd"/>
+      <w:r>
+        <w:rPr>
+          <w:lang w:val="sv-SE"/>
+        </w:rPr>
+        <w:t>:</w:t>
       </w:r>
     </w:p>
     <w:p>
@@ -61,12 +123,36 @@
         <w:pStyle w:val="ListParagraph"/>
         <w:numPr>
           <w:ilvl w:val="0"/>
-          <w:numId w:val="2"/>
+          <w:numId w:val="3"/>
         </w:numPr>
         <w:spacing w:after="100"/>
       </w:pPr>
       <w:r>
-        <w:t xml:space="preserve">Ett GitHub-konto (gratis, skapas på github.com).</w:t>
+        <w:t>Ett GitHub-</w:t>
+      </w:r>
+      <w:proofErr w:type="spellStart"/>
+      <w:r>
+        <w:t>konto</w:t>
+      </w:r>
+      <w:proofErr w:type="spellEnd"/>
+      <w:r>
+        <w:t xml:space="preserve"> (gratis, </w:t>
+      </w:r>
+      <w:proofErr w:type="spellStart"/>
+      <w:r>
+        <w:t>skapas</w:t>
+      </w:r>
+      <w:proofErr w:type="spellEnd"/>
+      <w:r>
+        <w:t xml:space="preserve"> </w:t>
+      </w:r>
+      <w:proofErr w:type="spellStart"/>
+      <w:r>
+        <w:t>på</w:t>
+      </w:r>
+      <w:proofErr w:type="spellEnd"/>
+      <w:r>
+        <w:t xml:space="preserve"> github.com).</w:t>
       </w:r>
     </w:p>
     <w:p>
@@ -74,12 +160,18 @@
         <w:pStyle w:val="ListParagraph"/>
         <w:numPr>
           <w:ilvl w:val="0"/>
-          <w:numId w:val="2"/>
+          <w:numId w:val="3"/>
         </w:numPr>
         <w:spacing w:after="100"/>
-      </w:pPr>
-      <w:r>
-        <w:t xml:space="preserve">Telegram installerat, om aviseringar önskas.</w:t>
+        <w:rPr>
+          <w:lang w:val="sv-SE"/>
+        </w:rPr>
+      </w:pPr>
+      <w:r>
+        <w:rPr>
+          <w:lang w:val="sv-SE"/>
+        </w:rPr>
+        <w:t>Telegram installerat, om aviseringar önskas.</w:t>
       </w:r>
     </w:p>
     <w:p>
@@ -87,12 +179,32 @@
         <w:pStyle w:val="ListParagraph"/>
         <w:numPr>
           <w:ilvl w:val="0"/>
-          <w:numId w:val="2"/>
+          <w:numId w:val="3"/>
         </w:numPr>
         <w:spacing w:after="100"/>
-      </w:pPr>
-      <w:r>
-        <w:t xml:space="preserve">Ett eget konto på homeq.se (gratis), bara om HomeQ-annonser ska vara med.</w:t>
+        <w:rPr>
+          <w:lang w:val="sv-SE"/>
+        </w:rPr>
+      </w:pPr>
+      <w:r>
+        <w:rPr>
+          <w:lang w:val="sv-SE"/>
+        </w:rPr>
+        <w:t xml:space="preserve">Ett eget konto på homeq.se (gratis), bara om </w:t>
+      </w:r>
+      <w:proofErr w:type="spellStart"/>
+      <w:r>
+        <w:rPr>
+          <w:lang w:val="sv-SE"/>
+        </w:rPr>
+        <w:t>HomeQ</w:t>
+      </w:r>
+      <w:proofErr w:type="spellEnd"/>
+      <w:r>
+        <w:rPr>
+          <w:lang w:val="sv-SE"/>
+        </w:rPr>
+        <w:t>-annonser ska vara med.</w:t>
       </w:r>
     </w:p>
     <w:p>
@@ -100,29 +212,120 @@
         <w:pStyle w:val="ListParagraph"/>
         <w:numPr>
           <w:ilvl w:val="0"/>
-          <w:numId w:val="2"/>
+          <w:numId w:val="3"/>
         </w:numPr>
         <w:spacing w:after="100"/>
       </w:pPr>
       <w:r>
-        <w:t xml:space="preserve">Sitt eget köstartdatum för Boplats och/eller HomeQ, om personliga chansbedömningar önskas. Går att lämna tomt och fylla i senare.</w:t>
+        <w:rPr>
+          <w:lang w:val="sv-SE"/>
+        </w:rPr>
+        <w:t xml:space="preserve">Sitt eget </w:t>
+      </w:r>
+      <w:proofErr w:type="spellStart"/>
+      <w:r>
+        <w:rPr>
+          <w:lang w:val="sv-SE"/>
+        </w:rPr>
+        <w:t>köstartdatum</w:t>
+      </w:r>
+      <w:proofErr w:type="spellEnd"/>
+      <w:r>
+        <w:rPr>
+          <w:lang w:val="sv-SE"/>
+        </w:rPr>
+        <w:t xml:space="preserve"> för Boplats och/eller </w:t>
+      </w:r>
+      <w:proofErr w:type="spellStart"/>
+      <w:r>
+        <w:rPr>
+          <w:lang w:val="sv-SE"/>
+        </w:rPr>
+        <w:t>HomeQ</w:t>
+      </w:r>
+      <w:proofErr w:type="spellEnd"/>
+      <w:r>
+        <w:rPr>
+          <w:lang w:val="sv-SE"/>
+        </w:rPr>
+        <w:t xml:space="preserve">, om personliga chansbedömningar önskas. </w:t>
+      </w:r>
+      <w:proofErr w:type="spellStart"/>
+      <w:r>
+        <w:t>Går</w:t>
+      </w:r>
+      <w:proofErr w:type="spellEnd"/>
+      <w:r>
+        <w:t xml:space="preserve"> </w:t>
+      </w:r>
+      <w:proofErr w:type="spellStart"/>
+      <w:r>
+        <w:t>att</w:t>
+      </w:r>
+      <w:proofErr w:type="spellEnd"/>
+      <w:r>
+        <w:t xml:space="preserve"> </w:t>
+      </w:r>
+      <w:proofErr w:type="spellStart"/>
+      <w:r>
+        <w:t>lämna</w:t>
+      </w:r>
+      <w:proofErr w:type="spellEnd"/>
+      <w:r>
+        <w:t xml:space="preserve"> </w:t>
+      </w:r>
+      <w:proofErr w:type="spellStart"/>
+      <w:r>
+        <w:t>tomt</w:t>
+      </w:r>
+      <w:proofErr w:type="spellEnd"/>
+      <w:r>
+        <w:t xml:space="preserve"> och </w:t>
+      </w:r>
+      <w:proofErr w:type="spellStart"/>
+      <w:r>
+        <w:t>fylla</w:t>
+      </w:r>
+      <w:proofErr w:type="spellEnd"/>
+      <w:r>
+        <w:t xml:space="preserve"> i </w:t>
+      </w:r>
+      <w:proofErr w:type="spellStart"/>
+      <w:r>
+        <w:t>senare</w:t>
+      </w:r>
+      <w:proofErr w:type="spellEnd"/>
+      <w:r>
+        <w:t>.</w:t>
       </w:r>
     </w:p>
     <w:p>
       <w:pPr>
         <w:pStyle w:val="Heading1"/>
-        <w:spacing w:after="120" w:before="280"/>
-      </w:pPr>
-      <w:r>
-        <w:t xml:space="preserve">Steg 1 – Gör en egen kopia av koden</w:t>
+        <w:spacing w:before="280" w:after="120"/>
+        <w:rPr>
+          <w:lang w:val="sv-SE"/>
+        </w:rPr>
+      </w:pPr>
+      <w:r>
+        <w:rPr>
+          <w:lang w:val="sv-SE"/>
+        </w:rPr>
+        <w:t>Steg 1 – Gör en egen kopia av koden</w:t>
       </w:r>
     </w:p>
     <w:p>
       <w:pPr>
         <w:spacing w:after="160"/>
-      </w:pPr>
-      <w:r>
-        <w:t xml:space="preserve">Allt sker på github.com, i webbläsaren. Inget behöver installeras på datorn.</w:t>
+        <w:rPr>
+          <w:lang w:val="sv-SE"/>
+        </w:rPr>
+      </w:pPr>
+      <w:r>
+        <w:rPr>
+          <w:lang w:val="sv-SE"/>
+        </w:rPr>
+        <w:t>Allt sker på github.com, i webbläsaren. Inget behöver installeras på datorn.</w:t>
       </w:r>
     </w:p>
     <w:p>
@@ -130,12 +333,46 @@
         <w:pStyle w:val="ListParagraph"/>
         <w:numPr>
           <w:ilvl w:val="0"/>
-          <w:numId w:val="2"/>
+          <w:numId w:val="4"/>
         </w:numPr>
         <w:spacing w:after="100"/>
-      </w:pPr>
-      <w:r>
-        <w:t xml:space="preserve">Öppna ditt repo (bostadsko-tracker) på github.com och klicka Fork, uppe till höger.</w:t>
+        <w:rPr>
+          <w:lang w:val="sv-SE"/>
+        </w:rPr>
+      </w:pPr>
+      <w:r>
+        <w:rPr>
+          <w:lang w:val="sv-SE"/>
+        </w:rPr>
+        <w:t>Öppna ditt repo (</w:t>
+      </w:r>
+      <w:proofErr w:type="spellStart"/>
+      <w:r>
+        <w:rPr>
+          <w:lang w:val="sv-SE"/>
+        </w:rPr>
+        <w:t>bostadsko</w:t>
+      </w:r>
+      <w:proofErr w:type="spellEnd"/>
+      <w:r>
+        <w:rPr>
+          <w:lang w:val="sv-SE"/>
+        </w:rPr>
+        <w:t xml:space="preserve">-tracker) på github.com och klicka </w:t>
+      </w:r>
+      <w:proofErr w:type="spellStart"/>
+      <w:r>
+        <w:rPr>
+          <w:lang w:val="sv-SE"/>
+        </w:rPr>
+        <w:t>Fork</w:t>
+      </w:r>
+      <w:proofErr w:type="spellEnd"/>
+      <w:r>
+        <w:rPr>
+          <w:lang w:val="sv-SE"/>
+        </w:rPr>
+        <w:t>, uppe till höger.</w:t>
       </w:r>
     </w:p>
     <w:p>
@@ -143,12 +380,89 @@
         <w:pStyle w:val="ListParagraph"/>
         <w:numPr>
           <w:ilvl w:val="0"/>
-          <w:numId w:val="2"/>
+          <w:numId w:val="4"/>
         </w:numPr>
         <w:spacing w:after="100"/>
       </w:pPr>
-      <w:r>
-        <w:t xml:space="preserve">Låt "Copy the main branch only" vara ikryssad och klicka Create fork. Nu finns en egen kopia under din väns konto.</w:t>
+      <w:proofErr w:type="spellStart"/>
+      <w:r>
+        <w:t>Låt</w:t>
+      </w:r>
+      <w:proofErr w:type="spellEnd"/>
+      <w:r>
+        <w:t xml:space="preserve"> "Copy the main branch only" </w:t>
+      </w:r>
+      <w:proofErr w:type="spellStart"/>
+      <w:r>
+        <w:t>vara</w:t>
+      </w:r>
+      <w:proofErr w:type="spellEnd"/>
+      <w:r>
+        <w:t xml:space="preserve"> </w:t>
+      </w:r>
+      <w:proofErr w:type="spellStart"/>
+      <w:r>
+        <w:t>ikryssad</w:t>
+      </w:r>
+      <w:proofErr w:type="spellEnd"/>
+      <w:r>
+        <w:t xml:space="preserve"> och </w:t>
+      </w:r>
+      <w:proofErr w:type="spellStart"/>
+      <w:r>
+        <w:t>klicka</w:t>
+      </w:r>
+      <w:proofErr w:type="spellEnd"/>
+      <w:r>
+        <w:t xml:space="preserve"> Create fork. Nu </w:t>
+      </w:r>
+      <w:proofErr w:type="spellStart"/>
+      <w:r>
+        <w:t>finns</w:t>
+      </w:r>
+      <w:proofErr w:type="spellEnd"/>
+      <w:r>
+        <w:t xml:space="preserve"> </w:t>
+      </w:r>
+      <w:proofErr w:type="spellStart"/>
+      <w:r>
+        <w:t>en</w:t>
+      </w:r>
+      <w:proofErr w:type="spellEnd"/>
+      <w:r>
+        <w:t xml:space="preserve"> </w:t>
+      </w:r>
+      <w:proofErr w:type="spellStart"/>
+      <w:r>
+        <w:t>egen</w:t>
+      </w:r>
+      <w:proofErr w:type="spellEnd"/>
+      <w:r>
+        <w:t xml:space="preserve"> </w:t>
+      </w:r>
+      <w:proofErr w:type="spellStart"/>
+      <w:r>
+        <w:t>kopia</w:t>
+      </w:r>
+      <w:proofErr w:type="spellEnd"/>
+      <w:r>
+        <w:t xml:space="preserve"> under din </w:t>
+      </w:r>
+      <w:proofErr w:type="spellStart"/>
+      <w:r>
+        <w:t>väns</w:t>
+      </w:r>
+      <w:proofErr w:type="spellEnd"/>
+      <w:r>
+        <w:t xml:space="preserve"> </w:t>
+      </w:r>
+      <w:proofErr w:type="spellStart"/>
+      <w:r>
+        <w:t>konto</w:t>
+      </w:r>
+      <w:proofErr w:type="spellEnd"/>
+      <w:r>
+        <w:t>.</w:t>
       </w:r>
     </w:p>
     <w:p>
@@ -156,29 +470,125 @@
         <w:pStyle w:val="ListParagraph"/>
         <w:numPr>
           <w:ilvl w:val="0"/>
-          <w:numId w:val="2"/>
+          <w:numId w:val="4"/>
         </w:numPr>
         <w:spacing w:after="100"/>
-      </w:pPr>
-      <w:r>
-        <w:t xml:space="preserve">Repot måste vara publikt (Public) för att GitHub Pages ska vara gratis. Samma avvägning som i ditt eget repo: det som blir synligt är annonserna, sökkriterierna och köstartdatumen, aldrig lösenord.</w:t>
+        <w:rPr>
+          <w:lang w:val="sv-SE"/>
+        </w:rPr>
+      </w:pPr>
+      <w:proofErr w:type="spellStart"/>
+      <w:r>
+        <w:rPr>
+          <w:lang w:val="sv-SE"/>
+        </w:rPr>
+        <w:t>Repot</w:t>
+      </w:r>
+      <w:proofErr w:type="spellEnd"/>
+      <w:r>
+        <w:rPr>
+          <w:lang w:val="sv-SE"/>
+        </w:rPr>
+        <w:t xml:space="preserve"> måste vara publikt (Public) för att </w:t>
+      </w:r>
+      <w:proofErr w:type="spellStart"/>
+      <w:r>
+        <w:rPr>
+          <w:lang w:val="sv-SE"/>
+        </w:rPr>
+        <w:t>GitHub</w:t>
+      </w:r>
+      <w:proofErr w:type="spellEnd"/>
+      <w:r>
+        <w:rPr>
+          <w:lang w:val="sv-SE"/>
+        </w:rPr>
+        <w:t xml:space="preserve"> Pages ska vara gratis. Samma avvägning som i ditt eget repo: det som blir synligt är annonserna, sökkriterierna och </w:t>
+      </w:r>
+      <w:proofErr w:type="spellStart"/>
+      <w:r>
+        <w:rPr>
+          <w:lang w:val="sv-SE"/>
+        </w:rPr>
+        <w:t>köstartdatumen</w:t>
+      </w:r>
+      <w:proofErr w:type="spellEnd"/>
+      <w:r>
+        <w:rPr>
+          <w:lang w:val="sv-SE"/>
+        </w:rPr>
+        <w:t>, aldrig lösenord.</w:t>
       </w:r>
     </w:p>
     <w:p>
       <w:pPr>
         <w:pStyle w:val="Heading1"/>
-        <w:spacing w:after="120" w:before="280"/>
-      </w:pPr>
-      <w:r>
-        <w:t xml:space="preserve">Steg 2 – Slå på Actions och Pages</w:t>
+        <w:spacing w:before="280" w:after="120"/>
+        <w:rPr>
+          <w:lang w:val="sv-SE"/>
+        </w:rPr>
+      </w:pPr>
+      <w:r>
+        <w:rPr>
+          <w:lang w:val="sv-SE"/>
+        </w:rPr>
+        <w:t>Steg 2 – Slå på Actions och Pages</w:t>
       </w:r>
     </w:p>
     <w:p>
       <w:pPr>
         <w:spacing w:after="160"/>
-      </w:pPr>
-      <w:r>
-        <w:t xml:space="preserve">Ett forkat repo har robotarna (GitHub Actions) avstängda som standard, som en säkerhetsåtgärd från GitHub.</w:t>
+        <w:rPr>
+          <w:lang w:val="sv-SE"/>
+        </w:rPr>
+      </w:pPr>
+      <w:r>
+        <w:rPr>
+          <w:lang w:val="sv-SE"/>
+        </w:rPr>
+        <w:t xml:space="preserve">Ett </w:t>
+      </w:r>
+      <w:proofErr w:type="spellStart"/>
+      <w:r>
+        <w:rPr>
+          <w:lang w:val="sv-SE"/>
+        </w:rPr>
+        <w:t>forkat</w:t>
+      </w:r>
+      <w:proofErr w:type="spellEnd"/>
+      <w:r>
+        <w:rPr>
+          <w:lang w:val="sv-SE"/>
+        </w:rPr>
+        <w:t xml:space="preserve"> repo har robotarna (</w:t>
+      </w:r>
+      <w:proofErr w:type="spellStart"/>
+      <w:r>
+        <w:rPr>
+          <w:lang w:val="sv-SE"/>
+        </w:rPr>
+        <w:t>GitHub</w:t>
+      </w:r>
+      <w:proofErr w:type="spellEnd"/>
+      <w:r>
+        <w:rPr>
+          <w:lang w:val="sv-SE"/>
+        </w:rPr>
+        <w:t xml:space="preserve"> Actions) avstängda som standard, som en säkerhetsåtgärd från </w:t>
+      </w:r>
+      <w:proofErr w:type="spellStart"/>
+      <w:r>
+        <w:rPr>
+          <w:lang w:val="sv-SE"/>
+        </w:rPr>
+        <w:t>GitHub</w:t>
+      </w:r>
+      <w:proofErr w:type="spellEnd"/>
+      <w:r>
+        <w:rPr>
+          <w:lang w:val="sv-SE"/>
+        </w:rPr>
+        <w:t>.</w:t>
       </w:r>
     </w:p>
     <w:p>
@@ -186,12 +596,41 @@
         <w:pStyle w:val="ListParagraph"/>
         <w:numPr>
           <w:ilvl w:val="0"/>
-          <w:numId w:val="2"/>
+          <w:numId w:val="5"/>
         </w:numPr>
         <w:spacing w:after="100"/>
       </w:pPr>
-      <w:r>
-        <w:t xml:space="preserve">Gå till fliken Actions i det nya repot och klicka "I understand my workflows, go ahead and enable them".</w:t>
+      <w:proofErr w:type="spellStart"/>
+      <w:r>
+        <w:t>Gå</w:t>
+      </w:r>
+      <w:proofErr w:type="spellEnd"/>
+      <w:r>
+        <w:t xml:space="preserve"> till </w:t>
+      </w:r>
+      <w:proofErr w:type="spellStart"/>
+      <w:r>
+        <w:t>fliken</w:t>
+      </w:r>
+      <w:proofErr w:type="spellEnd"/>
+      <w:r>
+        <w:t xml:space="preserve"> Actions i det </w:t>
+      </w:r>
+      <w:proofErr w:type="spellStart"/>
+      <w:r>
+        <w:t>nya</w:t>
+      </w:r>
+      <w:proofErr w:type="spellEnd"/>
+      <w:r>
+        <w:t xml:space="preserve"> repot och </w:t>
+      </w:r>
+      <w:proofErr w:type="spellStart"/>
+      <w:r>
+        <w:t>klicka</w:t>
+      </w:r>
+      <w:proofErr w:type="spellEnd"/>
+      <w:r>
+        <w:t xml:space="preserve"> "I understand my workflows, go ahead and enable them".</w:t>
       </w:r>
     </w:p>
     <w:p>
@@ -199,29 +638,54 @@
         <w:pStyle w:val="ListParagraph"/>
         <w:numPr>
           <w:ilvl w:val="0"/>
-          <w:numId w:val="2"/>
+          <w:numId w:val="5"/>
         </w:numPr>
         <w:spacing w:after="100"/>
       </w:pPr>
-      <w:r>
-        <w:t xml:space="preserve">Gå till Settings → Pages. Under "Build and deployment", sätt Source till GitHub Actions.</w:t>
+      <w:proofErr w:type="spellStart"/>
+      <w:r>
+        <w:t>Gå</w:t>
+      </w:r>
+      <w:proofErr w:type="spellEnd"/>
+      <w:r>
+        <w:t xml:space="preserve"> till Settings → Pages. Under "Build and deployment", </w:t>
+      </w:r>
+      <w:proofErr w:type="spellStart"/>
+      <w:r>
+        <w:t>sätt</w:t>
+      </w:r>
+      <w:proofErr w:type="spellEnd"/>
+      <w:r>
+        <w:t xml:space="preserve"> Source till GitHub Actions.</w:t>
       </w:r>
     </w:p>
     <w:p>
       <w:pPr>
         <w:pStyle w:val="Heading1"/>
-        <w:spacing w:after="120" w:before="280"/>
-      </w:pPr>
-      <w:r>
-        <w:t xml:space="preserve">Steg 3 – Skapa en Telegram-bot</w:t>
+        <w:spacing w:before="280" w:after="120"/>
+        <w:rPr>
+          <w:lang w:val="sv-SE"/>
+        </w:rPr>
+      </w:pPr>
+      <w:r>
+        <w:rPr>
+          <w:lang w:val="sv-SE"/>
+        </w:rPr>
+        <w:t>Steg 3 – Skapa en Telegram-bot</w:t>
       </w:r>
     </w:p>
     <w:p>
       <w:pPr>
         <w:spacing w:after="160"/>
-      </w:pPr>
-      <w:r>
-        <w:t xml:space="preserve">Hoppa över det här steget om din vän inte vill ha aviseringar till telefonen – kartan fungerar ändå.</w:t>
+        <w:rPr>
+          <w:lang w:val="sv-SE"/>
+        </w:rPr>
+      </w:pPr>
+      <w:r>
+        <w:rPr>
+          <w:lang w:val="sv-SE"/>
+        </w:rPr>
+        <w:t>Hoppa över det här steget om din vän inte vill ha aviseringar till telefonen – kartan fungerar ändå.</w:t>
       </w:r>
     </w:p>
     <w:p>
@@ -229,12 +693,46 @@
         <w:pStyle w:val="ListParagraph"/>
         <w:numPr>
           <w:ilvl w:val="0"/>
-          <w:numId w:val="2"/>
+          <w:numId w:val="6"/>
         </w:numPr>
         <w:spacing w:after="100"/>
-      </w:pPr>
-      <w:r>
-        <w:t xml:space="preserve">I Telegram, sök upp @BotFather och skicka /newbot. Följ frågorna (namn, användarnamn). Du får tillbaka en token, en lång textsträng med en kolon i.</w:t>
+        <w:rPr>
+          <w:lang w:val="sv-SE"/>
+        </w:rPr>
+      </w:pPr>
+      <w:r>
+        <w:rPr>
+          <w:lang w:val="sv-SE"/>
+        </w:rPr>
+        <w:t>I Telegram, sök upp @BotFather och skicka /</w:t>
+      </w:r>
+      <w:proofErr w:type="spellStart"/>
+      <w:r>
+        <w:rPr>
+          <w:lang w:val="sv-SE"/>
+        </w:rPr>
+        <w:t>newbot</w:t>
+      </w:r>
+      <w:proofErr w:type="spellEnd"/>
+      <w:r>
+        <w:rPr>
+          <w:lang w:val="sv-SE"/>
+        </w:rPr>
+        <w:t xml:space="preserve">. Följ frågorna (namn, användarnamn). Du får tillbaka en token, en lång textsträng med </w:t>
+      </w:r>
+      <w:proofErr w:type="gramStart"/>
+      <w:r>
+        <w:rPr>
+          <w:lang w:val="sv-SE"/>
+        </w:rPr>
+        <w:t>en kolon</w:t>
+      </w:r>
+      <w:proofErr w:type="gramEnd"/>
+      <w:r>
+        <w:rPr>
+          <w:lang w:val="sv-SE"/>
+        </w:rPr>
+        <w:t xml:space="preserve"> i.</w:t>
       </w:r>
     </w:p>
     <w:p>
@@ -242,12 +740,18 @@
         <w:pStyle w:val="ListParagraph"/>
         <w:numPr>
           <w:ilvl w:val="0"/>
-          <w:numId w:val="2"/>
+          <w:numId w:val="6"/>
         </w:numPr>
         <w:spacing w:after="100"/>
-      </w:pPr>
-      <w:r>
-        <w:t xml:space="preserve">Skicka valfritt meddelande till din nya bot (annars vet den inte vem du är).</w:t>
+        <w:rPr>
+          <w:lang w:val="sv-SE"/>
+        </w:rPr>
+      </w:pPr>
+      <w:r>
+        <w:rPr>
+          <w:lang w:val="sv-SE"/>
+        </w:rPr>
+        <w:t>Skicka valfritt meddelande till din nya bot (annars vet den inte vem du är).</w:t>
       </w:r>
     </w:p>
     <w:p>
@@ -255,42 +759,186 @@
         <w:pStyle w:val="ListParagraph"/>
         <w:numPr>
           <w:ilvl w:val="0"/>
-          <w:numId w:val="2"/>
+          <w:numId w:val="6"/>
         </w:numPr>
         <w:spacing w:after="100"/>
-      </w:pPr>
-      <w:r>
-        <w:t xml:space="preserve">Öppna i webbläsaren: https://api.telegram.org/bot&lt;TOKEN&gt;/getUpdates (byt ut &lt;TOKEN&gt; mot din riktiga token). Leta reda på "chat":{"id": NÅGOT} – den siffran är chat_id.</w:t>
+        <w:rPr>
+          <w:lang w:val="sv-SE"/>
+        </w:rPr>
+      </w:pPr>
+      <w:r>
+        <w:rPr>
+          <w:lang w:val="sv-SE"/>
+        </w:rPr>
+        <w:t xml:space="preserve">Öppna i webbläsaren: </w:t>
+      </w:r>
+      <w:proofErr w:type="gramStart"/>
+      <w:r>
+        <w:rPr>
+          <w:lang w:val="sv-SE"/>
+        </w:rPr>
+        <w:t>https://api.telegram.org/bot&lt;</w:t>
+      </w:r>
+      <w:proofErr w:type="gramEnd"/>
+      <w:r>
+        <w:rPr>
+          <w:lang w:val="sv-SE"/>
+        </w:rPr>
+        <w:t xml:space="preserve">TOKEN&gt;/getUpdates (byt ut &lt;TOKEN&gt; mot </w:t>
+      </w:r>
+      <w:proofErr w:type="gramStart"/>
+      <w:r>
+        <w:rPr>
+          <w:lang w:val="sv-SE"/>
+        </w:rPr>
+        <w:t>din riktiga token</w:t>
+      </w:r>
+      <w:proofErr w:type="gramEnd"/>
+      <w:r>
+        <w:rPr>
+          <w:lang w:val="sv-SE"/>
+        </w:rPr>
+        <w:t>). Leta reda på "</w:t>
+      </w:r>
+      <w:proofErr w:type="spellStart"/>
+      <w:r>
+        <w:rPr>
+          <w:lang w:val="sv-SE"/>
+        </w:rPr>
+        <w:t>chat</w:t>
+      </w:r>
+      <w:proofErr w:type="spellEnd"/>
+      <w:proofErr w:type="gramStart"/>
+      <w:r>
+        <w:rPr>
+          <w:lang w:val="sv-SE"/>
+        </w:rPr>
+        <w:t>":{</w:t>
+      </w:r>
+      <w:proofErr w:type="gramEnd"/>
+      <w:r>
+        <w:rPr>
+          <w:lang w:val="sv-SE"/>
+        </w:rPr>
+        <w:t xml:space="preserve">"id": NÅGOT} – den siffran är </w:t>
+      </w:r>
+      <w:proofErr w:type="spellStart"/>
+      <w:r>
+        <w:rPr>
+          <w:lang w:val="sv-SE"/>
+        </w:rPr>
+        <w:t>chat_id</w:t>
+      </w:r>
+      <w:proofErr w:type="spellEnd"/>
+      <w:r>
+        <w:rPr>
+          <w:lang w:val="sv-SE"/>
+        </w:rPr>
+        <w:t>.</w:t>
       </w:r>
     </w:p>
     <w:p>
       <w:pPr>
         <w:pStyle w:val="Heading1"/>
-        <w:spacing w:after="120" w:before="280"/>
-      </w:pPr>
-      <w:r>
-        <w:t xml:space="preserve">Steg 4 – Lägg in hemligheterna i GitHub</w:t>
-      </w:r>
+        <w:spacing w:before="280" w:after="120"/>
+        <w:rPr>
+          <w:lang w:val="sv-SE"/>
+        </w:rPr>
+      </w:pPr>
+      <w:r>
+        <w:rPr>
+          <w:lang w:val="sv-SE"/>
+        </w:rPr>
+        <w:t xml:space="preserve">Steg 4 – Lägg in hemligheterna i </w:t>
+      </w:r>
+      <w:proofErr w:type="spellStart"/>
+      <w:r>
+        <w:rPr>
+          <w:lang w:val="sv-SE"/>
+        </w:rPr>
+        <w:t>GitHub</w:t>
+      </w:r>
+      <w:proofErr w:type="spellEnd"/>
     </w:p>
     <w:p>
       <w:pPr>
         <w:spacing w:after="160"/>
       </w:pPr>
       <w:r>
-        <w:t xml:space="preserve">Hemligheter (secrets) är GitHub:s sätt att lagra lösenord och tokens så att de aldrig syns i koden. Gå till Settings → Secrets and variables → Actions → New repository secret för varje rad nedan:</w:t>
+        <w:rPr>
+          <w:lang w:val="sv-SE"/>
+        </w:rPr>
+        <w:t>Hemligheter (</w:t>
+      </w:r>
+      <w:proofErr w:type="spellStart"/>
+      <w:r>
+        <w:rPr>
+          <w:lang w:val="sv-SE"/>
+        </w:rPr>
+        <w:t>secrets</w:t>
+      </w:r>
+      <w:proofErr w:type="spellEnd"/>
+      <w:r>
+        <w:rPr>
+          <w:lang w:val="sv-SE"/>
+        </w:rPr>
+        <w:t xml:space="preserve">) är </w:t>
+      </w:r>
+      <w:proofErr w:type="spellStart"/>
+      <w:r>
+        <w:rPr>
+          <w:lang w:val="sv-SE"/>
+        </w:rPr>
+        <w:t>GitHub:s</w:t>
+      </w:r>
+      <w:proofErr w:type="spellEnd"/>
+      <w:r>
+        <w:rPr>
+          <w:lang w:val="sv-SE"/>
+        </w:rPr>
+        <w:t xml:space="preserve"> sätt att lagra lösenord och tokens så att de aldrig syns i koden. </w:t>
+      </w:r>
+      <w:proofErr w:type="spellStart"/>
+      <w:r>
+        <w:t>Gå</w:t>
+      </w:r>
+      <w:proofErr w:type="spellEnd"/>
+      <w:r>
+        <w:t xml:space="preserve"> till Settings → Secrets and variables → Actions → New repository secret för </w:t>
+      </w:r>
+      <w:proofErr w:type="spellStart"/>
+      <w:r>
+        <w:t>varje</w:t>
+      </w:r>
+      <w:proofErr w:type="spellEnd"/>
+      <w:r>
+        <w:t xml:space="preserve"> rad </w:t>
+      </w:r>
+      <w:proofErr w:type="spellStart"/>
+      <w:r>
+        <w:t>nedan</w:t>
+      </w:r>
+      <w:proofErr w:type="spellEnd"/>
+      <w:r>
+        <w:t>:</w:t>
       </w:r>
     </w:p>
     <w:tbl>
       <w:tblPr>
-        <w:tblW w:type="dxa" w:w="9400"/>
+        <w:tblW w:w="9400" w:type="dxa"/>
         <w:tblBorders>
-          <w:top w:val="single" w:color="auto" w:sz="4"/>
-          <w:left w:val="single" w:color="auto" w:sz="4"/>
-          <w:bottom w:val="single" w:color="auto" w:sz="4"/>
-          <w:right w:val="single" w:color="auto" w:sz="4"/>
-          <w:insideH w:val="single" w:color="auto" w:sz="4"/>
-          <w:insideV w:val="single" w:color="auto" w:sz="4"/>
+          <w:top w:val="single" w:sz="4" w:space="0" w:color="auto"/>
+          <w:left w:val="single" w:sz="4" w:space="0" w:color="auto"/>
+          <w:bottom w:val="single" w:sz="4" w:space="0" w:color="auto"/>
+          <w:right w:val="single" w:sz="4" w:space="0" w:color="auto"/>
+          <w:insideH w:val="single" w:sz="4" w:space="0" w:color="auto"/>
+          <w:insideV w:val="single" w:sz="4" w:space="0" w:color="auto"/>
         </w:tblBorders>
+        <w:tblCellMar>
+          <w:left w:w="10" w:type="dxa"/>
+          <w:right w:w="10" w:type="dxa"/>
+        </w:tblCellMar>
+        <w:tblLook w:val="0000" w:firstRow="0" w:lastRow="0" w:firstColumn="0" w:lastColumn="0" w:noHBand="0" w:noVBand="0"/>
       </w:tblPr>
       <w:tblGrid>
         <w:gridCol w:w="2600"/>
@@ -298,211 +946,473 @@
         <w:gridCol w:w="3600"/>
       </w:tblGrid>
       <w:tr>
+        <w:tblPrEx>
+          <w:tblCellMar>
+            <w:top w:w="0" w:type="dxa"/>
+            <w:bottom w:w="0" w:type="dxa"/>
+          </w:tblCellMar>
+        </w:tblPrEx>
         <w:trPr>
           <w:tblHeader/>
         </w:trPr>
         <w:tc>
           <w:tcPr>
-            <w:tcW w:type="dxa" w:w="2600"/>
-            <w:shd w:fill="EFEFEF" w:color="auto" w:val="clear"/>
+            <w:tcW w:w="2600" w:type="dxa"/>
+            <w:shd w:val="clear" w:color="auto" w:fill="EFEFEF"/>
           </w:tcPr>
           <w:p>
+            <w:proofErr w:type="spellStart"/>
             <w:r>
               <w:rPr>
                 <w:b/>
                 <w:bCs/>
               </w:rPr>
-              <w:t xml:space="preserve">Namn (name i GitHub)</w:t>
+              <w:lastRenderedPageBreak/>
+              <w:t>Namn</w:t>
+            </w:r>
+            <w:proofErr w:type="spellEnd"/>
+            <w:r>
+              <w:rPr>
+                <w:b/>
+                <w:bCs/>
+              </w:rPr>
+              <w:t xml:space="preserve"> (name i GitHub)</w:t>
             </w:r>
           </w:p>
         </w:tc>
         <w:tc>
           <w:tcPr>
-            <w:tcW w:type="dxa" w:w="3200"/>
-            <w:shd w:fill="EFEFEF" w:color="auto" w:val="clear"/>
+            <w:tcW w:w="3200" w:type="dxa"/>
+            <w:shd w:val="clear" w:color="auto" w:fill="EFEFEF"/>
           </w:tcPr>
           <w:p>
+            <w:proofErr w:type="spellStart"/>
             <w:r>
               <w:rPr>
                 <w:b/>
                 <w:bCs/>
               </w:rPr>
-              <w:t xml:space="preserve">Värde</w:t>
-            </w:r>
+              <w:t>Värde</w:t>
+            </w:r>
+            <w:proofErr w:type="spellEnd"/>
           </w:p>
         </w:tc>
         <w:tc>
           <w:tcPr>
-            <w:tcW w:type="dxa" w:w="3600"/>
-            <w:shd w:fill="EFEFEF" w:color="auto" w:val="clear"/>
+            <w:tcW w:w="3600" w:type="dxa"/>
+            <w:shd w:val="clear" w:color="auto" w:fill="EFEFEF"/>
           </w:tcPr>
           <w:p>
+            <w:proofErr w:type="spellStart"/>
             <w:r>
               <w:rPr>
                 <w:b/>
                 <w:bCs/>
               </w:rPr>
-              <w:t xml:space="preserve">Krävs?</w:t>
+              <w:t>Krävs</w:t>
+            </w:r>
+            <w:proofErr w:type="spellEnd"/>
+            <w:r>
+              <w:rPr>
+                <w:b/>
+                <w:bCs/>
+              </w:rPr>
+              <w:t>?</w:t>
             </w:r>
           </w:p>
         </w:tc>
       </w:tr>
       <w:tr>
+        <w:tblPrEx>
+          <w:tblCellMar>
+            <w:top w:w="0" w:type="dxa"/>
+            <w:bottom w:w="0" w:type="dxa"/>
+          </w:tblCellMar>
+        </w:tblPrEx>
         <w:tc>
           <w:tcPr>
-            <w:tcW w:type="dxa" w:w="2600"/>
+            <w:tcW w:w="2600" w:type="dxa"/>
           </w:tcPr>
           <w:p>
             <w:r>
-              <w:t xml:space="preserve">TELEGRAM_TOKEN</w:t>
+              <w:t>TELEGRAM_TOKEN</w:t>
             </w:r>
           </w:p>
         </w:tc>
         <w:tc>
           <w:tcPr>
-            <w:tcW w:type="dxa" w:w="3200"/>
+            <w:tcW w:w="3200" w:type="dxa"/>
           </w:tcPr>
           <w:p>
-            <w:r>
-              <w:t xml:space="preserve">Token du fick av @BotFather</w:t>
+            <w:pPr>
+              <w:rPr>
+                <w:lang w:val="sv-SE"/>
+              </w:rPr>
+            </w:pPr>
+            <w:r>
+              <w:rPr>
+                <w:lang w:val="sv-SE"/>
+              </w:rPr>
+              <w:t>Token du fick av @BotFather</w:t>
             </w:r>
           </w:p>
         </w:tc>
         <w:tc>
           <w:tcPr>
-            <w:tcW w:type="dxa" w:w="3600"/>
+            <w:tcW w:w="3600" w:type="dxa"/>
           </w:tcPr>
           <w:p>
-            <w:r>
-              <w:t xml:space="preserve">Ja, om du vill ha aviseringar</w:t>
+            <w:pPr>
+              <w:rPr>
+                <w:lang w:val="sv-SE"/>
+              </w:rPr>
+            </w:pPr>
+            <w:r>
+              <w:rPr>
+                <w:lang w:val="sv-SE"/>
+              </w:rPr>
+              <w:t>Ja, om du vill ha aviseringar</w:t>
             </w:r>
           </w:p>
         </w:tc>
       </w:tr>
       <w:tr>
+        <w:tblPrEx>
+          <w:tblCellMar>
+            <w:top w:w="0" w:type="dxa"/>
+            <w:bottom w:w="0" w:type="dxa"/>
+          </w:tblCellMar>
+        </w:tblPrEx>
         <w:tc>
           <w:tcPr>
-            <w:tcW w:type="dxa" w:w="2600"/>
+            <w:tcW w:w="2600" w:type="dxa"/>
           </w:tcPr>
           <w:p>
             <w:r>
-              <w:t xml:space="preserve">TELEGRAM_CHAT_ID</w:t>
+              <w:t>TELEGRAM_CHAT_ID</w:t>
             </w:r>
           </w:p>
         </w:tc>
         <w:tc>
           <w:tcPr>
-            <w:tcW w:type="dxa" w:w="3200"/>
+            <w:tcW w:w="3200" w:type="dxa"/>
           </w:tcPr>
           <w:p>
-            <w:r>
-              <w:t xml:space="preserve">Siffran du hittade i getUpdates</w:t>
-            </w:r>
+            <w:pPr>
+              <w:rPr>
+                <w:lang w:val="sv-SE"/>
+              </w:rPr>
+            </w:pPr>
+            <w:r>
+              <w:rPr>
+                <w:lang w:val="sv-SE"/>
+              </w:rPr>
+              <w:t xml:space="preserve">Siffran du hittade i </w:t>
+            </w:r>
+            <w:proofErr w:type="spellStart"/>
+            <w:r>
+              <w:rPr>
+                <w:lang w:val="sv-SE"/>
+              </w:rPr>
+              <w:t>getUpdates</w:t>
+            </w:r>
+            <w:proofErr w:type="spellEnd"/>
           </w:p>
         </w:tc>
         <w:tc>
           <w:tcPr>
-            <w:tcW w:type="dxa" w:w="3600"/>
+            <w:tcW w:w="3600" w:type="dxa"/>
           </w:tcPr>
           <w:p>
-            <w:r>
-              <w:t xml:space="preserve">Ja, om du vill ha aviseringar</w:t>
+            <w:pPr>
+              <w:rPr>
+                <w:lang w:val="sv-SE"/>
+              </w:rPr>
+            </w:pPr>
+            <w:r>
+              <w:rPr>
+                <w:lang w:val="sv-SE"/>
+              </w:rPr>
+              <w:t>Ja, om du vill ha aviseringar</w:t>
             </w:r>
           </w:p>
         </w:tc>
       </w:tr>
       <w:tr>
+        <w:tblPrEx>
+          <w:tblCellMar>
+            <w:top w:w="0" w:type="dxa"/>
+            <w:bottom w:w="0" w:type="dxa"/>
+          </w:tblCellMar>
+        </w:tblPrEx>
         <w:tc>
           <w:tcPr>
-            <w:tcW w:type="dxa" w:w="2600"/>
+            <w:tcW w:w="2600" w:type="dxa"/>
           </w:tcPr>
           <w:p>
             <w:r>
-              <w:t xml:space="preserve">HOMEQ_EMAIL</w:t>
+              <w:t>HOMEQ_EMAIL</w:t>
             </w:r>
           </w:p>
         </w:tc>
         <w:tc>
           <w:tcPr>
-            <w:tcW w:type="dxa" w:w="3200"/>
+            <w:tcW w:w="3200" w:type="dxa"/>
           </w:tcPr>
           <w:p>
             <w:r>
-              <w:t xml:space="preserve">E-post till ditt eget homeq.se-konto</w:t>
-            </w:r>
+              <w:t xml:space="preserve">E-post till </w:t>
+            </w:r>
+            <w:proofErr w:type="spellStart"/>
+            <w:r>
+              <w:t>ditt</w:t>
+            </w:r>
+            <w:proofErr w:type="spellEnd"/>
+            <w:r>
+              <w:t xml:space="preserve"> </w:t>
+            </w:r>
+            <w:proofErr w:type="spellStart"/>
+            <w:r>
+              <w:t>eget</w:t>
+            </w:r>
+            <w:proofErr w:type="spellEnd"/>
+            <w:r>
+              <w:t xml:space="preserve"> homeq.se-</w:t>
+            </w:r>
+            <w:proofErr w:type="spellStart"/>
+            <w:r>
+              <w:t>konto</w:t>
+            </w:r>
+            <w:proofErr w:type="spellEnd"/>
           </w:p>
         </w:tc>
         <w:tc>
           <w:tcPr>
-            <w:tcW w:type="dxa" w:w="3600"/>
+            <w:tcW w:w="3600" w:type="dxa"/>
           </w:tcPr>
           <w:p>
-            <w:r>
-              <w:t xml:space="preserve">Nej, bara om du vill ha med HomeQ</w:t>
-            </w:r>
+            <w:pPr>
+              <w:rPr>
+                <w:lang w:val="sv-SE"/>
+              </w:rPr>
+            </w:pPr>
+            <w:r>
+              <w:rPr>
+                <w:lang w:val="sv-SE"/>
+              </w:rPr>
+              <w:t xml:space="preserve">Nej, bara om du vill ha med </w:t>
+            </w:r>
+            <w:proofErr w:type="spellStart"/>
+            <w:r>
+              <w:rPr>
+                <w:lang w:val="sv-SE"/>
+              </w:rPr>
+              <w:t>HomeQ</w:t>
+            </w:r>
+            <w:proofErr w:type="spellEnd"/>
           </w:p>
         </w:tc>
       </w:tr>
       <w:tr>
+        <w:tblPrEx>
+          <w:tblCellMar>
+            <w:top w:w="0" w:type="dxa"/>
+            <w:bottom w:w="0" w:type="dxa"/>
+          </w:tblCellMar>
+        </w:tblPrEx>
         <w:tc>
           <w:tcPr>
-            <w:tcW w:type="dxa" w:w="2600"/>
+            <w:tcW w:w="2600" w:type="dxa"/>
           </w:tcPr>
           <w:p>
             <w:r>
-              <w:t xml:space="preserve">HOMEQ_PASSWORD</w:t>
+              <w:t>HOMEQ_PASSWORD</w:t>
             </w:r>
           </w:p>
         </w:tc>
         <w:tc>
           <w:tcPr>
-            <w:tcW w:type="dxa" w:w="3200"/>
+            <w:tcW w:w="3200" w:type="dxa"/>
           </w:tcPr>
           <w:p>
-            <w:r>
-              <w:t xml:space="preserve">Lösenordet till samma konto</w:t>
-            </w:r>
+            <w:proofErr w:type="spellStart"/>
+            <w:r>
+              <w:t>Lösenordet</w:t>
+            </w:r>
+            <w:proofErr w:type="spellEnd"/>
+            <w:r>
+              <w:t xml:space="preserve"> till </w:t>
+            </w:r>
+            <w:proofErr w:type="spellStart"/>
+            <w:r>
+              <w:t>samma</w:t>
+            </w:r>
+            <w:proofErr w:type="spellEnd"/>
+            <w:r>
+              <w:t xml:space="preserve"> </w:t>
+            </w:r>
+            <w:proofErr w:type="spellStart"/>
+            <w:r>
+              <w:t>konto</w:t>
+            </w:r>
+            <w:proofErr w:type="spellEnd"/>
           </w:p>
         </w:tc>
         <w:tc>
           <w:tcPr>
-            <w:tcW w:type="dxa" w:w="3600"/>
+            <w:tcW w:w="3600" w:type="dxa"/>
           </w:tcPr>
           <w:p>
-            <w:r>
-              <w:t xml:space="preserve">Nej, bara om du vill ha med HomeQ</w:t>
-            </w:r>
+            <w:pPr>
+              <w:rPr>
+                <w:lang w:val="sv-SE"/>
+              </w:rPr>
+            </w:pPr>
+            <w:r>
+              <w:rPr>
+                <w:lang w:val="sv-SE"/>
+              </w:rPr>
+              <w:t xml:space="preserve">Nej, bara om du vill ha med </w:t>
+            </w:r>
+            <w:proofErr w:type="spellStart"/>
+            <w:r>
+              <w:rPr>
+                <w:lang w:val="sv-SE"/>
+              </w:rPr>
+              <w:t>HomeQ</w:t>
+            </w:r>
+            <w:proofErr w:type="spellEnd"/>
           </w:p>
         </w:tc>
       </w:tr>
       <w:tr>
+        <w:tblPrEx>
+          <w:tblCellMar>
+            <w:top w:w="0" w:type="dxa"/>
+            <w:bottom w:w="0" w:type="dxa"/>
+          </w:tblCellMar>
+        </w:tblPrEx>
         <w:tc>
           <w:tcPr>
-            <w:tcW w:type="dxa" w:w="2600"/>
+            <w:tcW w:w="2600" w:type="dxa"/>
           </w:tcPr>
           <w:p>
             <w:r>
-              <w:t xml:space="preserve">ME_LOCAL_JSON</w:t>
+              <w:t>ME_LOCAL_JSON</w:t>
             </w:r>
           </w:p>
         </w:tc>
         <w:tc>
           <w:tcPr>
-            <w:tcW w:type="dxa" w:w="3200"/>
+            <w:tcW w:w="3200" w:type="dxa"/>
           </w:tcPr>
           <w:p>
-            <w:r>
-              <w:t xml:space="preserve">Hela innehållet i me.local.json, t.ex. {"boplats_registered": "2023-04-21", "homeq_verified": null}</w:t>
+            <w:pPr>
+              <w:rPr>
+                <w:lang w:val="sv-SE"/>
+              </w:rPr>
+            </w:pPr>
+            <w:r>
+              <w:rPr>
+                <w:lang w:val="sv-SE"/>
+              </w:rPr>
+              <w:t xml:space="preserve">Hela innehållet i </w:t>
+            </w:r>
+            <w:proofErr w:type="spellStart"/>
+            <w:proofErr w:type="gramStart"/>
+            <w:r>
+              <w:rPr>
+                <w:lang w:val="sv-SE"/>
+              </w:rPr>
+              <w:t>me.local</w:t>
+            </w:r>
+            <w:proofErr w:type="gramEnd"/>
+            <w:r>
+              <w:rPr>
+                <w:lang w:val="sv-SE"/>
+              </w:rPr>
+              <w:t>.json</w:t>
+            </w:r>
+            <w:proofErr w:type="spellEnd"/>
+            <w:r>
+              <w:rPr>
+                <w:lang w:val="sv-SE"/>
+              </w:rPr>
+              <w:t xml:space="preserve">, </w:t>
+            </w:r>
+            <w:proofErr w:type="gramStart"/>
+            <w:r>
+              <w:rPr>
+                <w:lang w:val="sv-SE"/>
+              </w:rPr>
+              <w:t>t.ex.</w:t>
+            </w:r>
+            <w:proofErr w:type="gramEnd"/>
+            <w:r>
+              <w:rPr>
+                <w:lang w:val="sv-SE"/>
+              </w:rPr>
+              <w:t xml:space="preserve"> {"</w:t>
+            </w:r>
+            <w:proofErr w:type="spellStart"/>
+            <w:r>
+              <w:rPr>
+                <w:lang w:val="sv-SE"/>
+              </w:rPr>
+              <w:t>boplats_registered</w:t>
+            </w:r>
+            <w:proofErr w:type="spellEnd"/>
+            <w:r>
+              <w:rPr>
+                <w:lang w:val="sv-SE"/>
+              </w:rPr>
+              <w:t>": "2023-04-21", "</w:t>
+            </w:r>
+            <w:proofErr w:type="spellStart"/>
+            <w:r>
+              <w:rPr>
+                <w:lang w:val="sv-SE"/>
+              </w:rPr>
+              <w:t>homeq_verified</w:t>
+            </w:r>
+            <w:proofErr w:type="spellEnd"/>
+            <w:r>
+              <w:rPr>
+                <w:lang w:val="sv-SE"/>
+              </w:rPr>
+              <w:t xml:space="preserve">": </w:t>
+            </w:r>
+            <w:proofErr w:type="spellStart"/>
+            <w:r>
+              <w:rPr>
+                <w:lang w:val="sv-SE"/>
+              </w:rPr>
+              <w:t>null</w:t>
+            </w:r>
+            <w:proofErr w:type="spellEnd"/>
+            <w:r>
+              <w:rPr>
+                <w:lang w:val="sv-SE"/>
+              </w:rPr>
+              <w:t>}</w:t>
             </w:r>
           </w:p>
         </w:tc>
         <w:tc>
           <w:tcPr>
-            <w:tcW w:type="dxa" w:w="3600"/>
+            <w:tcW w:w="3600" w:type="dxa"/>
           </w:tcPr>
           <w:p>
-            <w:r>
-              <w:t xml:space="preserve">Nej, men utan den får du ingen personlig chansbedömning</w:t>
+            <w:pPr>
+              <w:rPr>
+                <w:lang w:val="sv-SE"/>
+              </w:rPr>
+            </w:pPr>
+            <w:r>
+              <w:rPr>
+                <w:lang w:val="sv-SE"/>
+              </w:rPr>
+              <w:t>Nej, men utan den får du ingen personlig chansbedömning</w:t>
             </w:r>
           </w:p>
         </w:tc>
@@ -511,43 +1421,239 @@
     <w:p>
       <w:pPr>
         <w:spacing w:after="160"/>
-      </w:pPr>
-      <w:r>
-        <w:t xml:space="preserve"/>
-      </w:r>
+        <w:rPr>
+          <w:lang w:val="sv-SE"/>
+        </w:rPr>
+      </w:pPr>
     </w:p>
     <w:p>
       <w:pPr>
         <w:spacing w:after="160"/>
-      </w:pPr>
-      <w:r>
-        <w:t xml:space="preserve">Att hoppa över HOMEQ_EMAIL/HOMEQ_PASSWORD är helt okej: insamlingen fortsätter då bara med Boplats, HomeQ-delen hoppas över utan att något annat går sönder.</w:t>
+        <w:rPr>
+          <w:lang w:val="sv-SE"/>
+        </w:rPr>
+      </w:pPr>
+      <w:r>
+        <w:rPr>
+          <w:lang w:val="sv-SE"/>
+        </w:rPr>
+        <w:t xml:space="preserve">Att hoppa över HOMEQ_EMAIL/HOMEQ_PASSWORD är helt okej: insamlingen fortsätter då bara med Boplats, </w:t>
+      </w:r>
+      <w:proofErr w:type="spellStart"/>
+      <w:r>
+        <w:rPr>
+          <w:lang w:val="sv-SE"/>
+        </w:rPr>
+        <w:t>HomeQ</w:t>
+      </w:r>
+      <w:proofErr w:type="spellEnd"/>
+      <w:r>
+        <w:rPr>
+          <w:lang w:val="sv-SE"/>
+        </w:rPr>
+        <w:t>-delen hoppas över utan att något annat går sönder.</w:t>
       </w:r>
     </w:p>
     <w:p>
       <w:pPr>
         <w:pStyle w:val="Heading1"/>
-        <w:spacing w:after="120" w:before="280"/>
-      </w:pPr>
-      <w:r>
-        <w:t xml:space="preserve">Steg 5 – Sökkriterier (alerts.json)</w:t>
+        <w:spacing w:before="280" w:after="120"/>
+        <w:rPr>
+          <w:lang w:val="sv-SE"/>
+        </w:rPr>
+      </w:pPr>
+      <w:r>
+        <w:rPr>
+          <w:lang w:val="sv-SE"/>
+        </w:rPr>
+        <w:t>Steg 5 – Sökkriterier (</w:t>
+      </w:r>
+      <w:proofErr w:type="spellStart"/>
+      <w:proofErr w:type="gramStart"/>
+      <w:r>
+        <w:rPr>
+          <w:lang w:val="sv-SE"/>
+        </w:rPr>
+        <w:t>alerts.json</w:t>
+      </w:r>
+      <w:proofErr w:type="spellEnd"/>
+      <w:proofErr w:type="gramEnd"/>
+      <w:r>
+        <w:rPr>
+          <w:lang w:val="sv-SE"/>
+        </w:rPr>
+        <w:t>)</w:t>
       </w:r>
     </w:p>
     <w:p>
       <w:pPr>
         <w:spacing w:after="160"/>
-      </w:pPr>
-      <w:r>
-        <w:t xml:space="preserve">Öppna filen alerts.json i det nya repot på github.com och klicka pennan (Edit this file). Ändra max_rent, min_size, min_rooms, kommuner och min_chance till din väns önskemål, spara (Commit changes). Samma fil styr både vilka annonser som ger en avisering och grundinställningarna på kartan.</w:t>
+        <w:rPr>
+          <w:lang w:val="sv-SE"/>
+        </w:rPr>
+      </w:pPr>
+      <w:r>
+        <w:rPr>
+          <w:lang w:val="sv-SE"/>
+        </w:rPr>
+        <w:t xml:space="preserve">Öppna filen </w:t>
+      </w:r>
+      <w:proofErr w:type="spellStart"/>
+      <w:proofErr w:type="gramStart"/>
+      <w:r>
+        <w:rPr>
+          <w:lang w:val="sv-SE"/>
+        </w:rPr>
+        <w:t>alerts.json</w:t>
+      </w:r>
+      <w:proofErr w:type="spellEnd"/>
+      <w:proofErr w:type="gramEnd"/>
+      <w:r>
+        <w:rPr>
+          <w:lang w:val="sv-SE"/>
+        </w:rPr>
+        <w:t xml:space="preserve"> i det nya </w:t>
+      </w:r>
+      <w:proofErr w:type="spellStart"/>
+      <w:r>
+        <w:rPr>
+          <w:lang w:val="sv-SE"/>
+        </w:rPr>
+        <w:t>repot</w:t>
+      </w:r>
+      <w:proofErr w:type="spellEnd"/>
+      <w:r>
+        <w:rPr>
+          <w:lang w:val="sv-SE"/>
+        </w:rPr>
+        <w:t xml:space="preserve"> på github.com och klicka pennan (Edit </w:t>
+      </w:r>
+      <w:proofErr w:type="spellStart"/>
+      <w:r>
+        <w:rPr>
+          <w:lang w:val="sv-SE"/>
+        </w:rPr>
+        <w:t>this</w:t>
+      </w:r>
+      <w:proofErr w:type="spellEnd"/>
+      <w:r>
+        <w:rPr>
+          <w:lang w:val="sv-SE"/>
+        </w:rPr>
+        <w:t xml:space="preserve"> </w:t>
+      </w:r>
+      <w:proofErr w:type="spellStart"/>
+      <w:r>
+        <w:rPr>
+          <w:lang w:val="sv-SE"/>
+        </w:rPr>
+        <w:t>file</w:t>
+      </w:r>
+      <w:proofErr w:type="spellEnd"/>
+      <w:r>
+        <w:rPr>
+          <w:lang w:val="sv-SE"/>
+        </w:rPr>
+        <w:t xml:space="preserve">). Ändra </w:t>
+      </w:r>
+      <w:proofErr w:type="spellStart"/>
+      <w:r>
+        <w:rPr>
+          <w:lang w:val="sv-SE"/>
+        </w:rPr>
+        <w:t>max_rent</w:t>
+      </w:r>
+      <w:proofErr w:type="spellEnd"/>
+      <w:r>
+        <w:rPr>
+          <w:lang w:val="sv-SE"/>
+        </w:rPr>
+        <w:t xml:space="preserve">, </w:t>
+      </w:r>
+      <w:proofErr w:type="spellStart"/>
+      <w:r>
+        <w:rPr>
+          <w:lang w:val="sv-SE"/>
+        </w:rPr>
+        <w:t>min_size</w:t>
+      </w:r>
+      <w:proofErr w:type="spellEnd"/>
+      <w:r>
+        <w:rPr>
+          <w:lang w:val="sv-SE"/>
+        </w:rPr>
+        <w:t xml:space="preserve">, </w:t>
+      </w:r>
+      <w:proofErr w:type="spellStart"/>
+      <w:r>
+        <w:rPr>
+          <w:lang w:val="sv-SE"/>
+        </w:rPr>
+        <w:t>min_rooms</w:t>
+      </w:r>
+      <w:proofErr w:type="spellEnd"/>
+      <w:r>
+        <w:rPr>
+          <w:lang w:val="sv-SE"/>
+        </w:rPr>
+        <w:t xml:space="preserve">, kommuner och </w:t>
+      </w:r>
+      <w:proofErr w:type="spellStart"/>
+      <w:r>
+        <w:rPr>
+          <w:lang w:val="sv-SE"/>
+        </w:rPr>
+        <w:t>min_chance</w:t>
+      </w:r>
+      <w:proofErr w:type="spellEnd"/>
+      <w:r>
+        <w:rPr>
+          <w:lang w:val="sv-SE"/>
+        </w:rPr>
+        <w:t xml:space="preserve"> till din väns önskemål, spara (</w:t>
+      </w:r>
+      <w:proofErr w:type="spellStart"/>
+      <w:r>
+        <w:rPr>
+          <w:lang w:val="sv-SE"/>
+        </w:rPr>
+        <w:t>Commit</w:t>
+      </w:r>
+      <w:proofErr w:type="spellEnd"/>
+      <w:r>
+        <w:rPr>
+          <w:lang w:val="sv-SE"/>
+        </w:rPr>
+        <w:t xml:space="preserve"> </w:t>
+      </w:r>
+      <w:proofErr w:type="spellStart"/>
+      <w:r>
+        <w:rPr>
+          <w:lang w:val="sv-SE"/>
+        </w:rPr>
+        <w:t>changes</w:t>
+      </w:r>
+      <w:proofErr w:type="spellEnd"/>
+      <w:r>
+        <w:rPr>
+          <w:lang w:val="sv-SE"/>
+        </w:rPr>
+        <w:t>). Samma fil styr både vilka annonser som ger en avisering och grundinställningarna på kartan.</w:t>
       </w:r>
     </w:p>
     <w:p>
       <w:pPr>
         <w:pStyle w:val="Heading1"/>
-        <w:spacing w:after="120" w:before="280"/>
-      </w:pPr>
-      <w:r>
-        <w:t xml:space="preserve">Steg 6 – Testa</w:t>
+        <w:spacing w:before="280" w:after="120"/>
+        <w:rPr>
+          <w:lang w:val="sv-SE"/>
+        </w:rPr>
+      </w:pPr>
+      <w:r>
+        <w:rPr>
+          <w:lang w:val="sv-SE"/>
+        </w:rPr>
+        <w:t>Steg 6 – Testa</w:t>
       </w:r>
     </w:p>
     <w:p>
@@ -555,7 +1661,100 @@
         <w:spacing w:after="160"/>
       </w:pPr>
       <w:r>
-        <w:t xml:space="preserve">Gå till fliken Actions → "Collect listings" i sidomenyn → Run workflow, för att köra insamlingen direkt i stället för att vänta på nästa 3-timmarskörning. Efter ett par minuter visar fliken en grön bock.</w:t>
+        <w:rPr>
+          <w:lang w:val="sv-SE"/>
+        </w:rPr>
+        <w:t>Gå till fliken Actions → "</w:t>
+      </w:r>
+      <w:proofErr w:type="spellStart"/>
+      <w:r>
+        <w:rPr>
+          <w:lang w:val="sv-SE"/>
+        </w:rPr>
+        <w:t>Collect</w:t>
+      </w:r>
+      <w:proofErr w:type="spellEnd"/>
+      <w:r>
+        <w:rPr>
+          <w:lang w:val="sv-SE"/>
+        </w:rPr>
+        <w:t xml:space="preserve"> </w:t>
+      </w:r>
+      <w:proofErr w:type="spellStart"/>
+      <w:r>
+        <w:rPr>
+          <w:lang w:val="sv-SE"/>
+        </w:rPr>
+        <w:t>listings</w:t>
+      </w:r>
+      <w:proofErr w:type="spellEnd"/>
+      <w:r>
+        <w:rPr>
+          <w:lang w:val="sv-SE"/>
+        </w:rPr>
+        <w:t xml:space="preserve">" i sidomenyn → </w:t>
+      </w:r>
+      <w:proofErr w:type="spellStart"/>
+      <w:r>
+        <w:rPr>
+          <w:lang w:val="sv-SE"/>
+        </w:rPr>
+        <w:t>Run</w:t>
+      </w:r>
+      <w:proofErr w:type="spellEnd"/>
+      <w:r>
+        <w:rPr>
+          <w:lang w:val="sv-SE"/>
+        </w:rPr>
+        <w:t xml:space="preserve"> workflow, för att köra insamlingen direkt i stället för att vänta på nästa 3-timmarskörning. </w:t>
+      </w:r>
+      <w:proofErr w:type="spellStart"/>
+      <w:r>
+        <w:t>Efter</w:t>
+      </w:r>
+      <w:proofErr w:type="spellEnd"/>
+      <w:r>
+        <w:t xml:space="preserve"> </w:t>
+      </w:r>
+      <w:proofErr w:type="spellStart"/>
+      <w:r>
+        <w:t>ett</w:t>
+      </w:r>
+      <w:proofErr w:type="spellEnd"/>
+      <w:r>
+        <w:t xml:space="preserve"> par minuter </w:t>
+      </w:r>
+      <w:proofErr w:type="spellStart"/>
+      <w:r>
+        <w:t>visar</w:t>
+      </w:r>
+      <w:proofErr w:type="spellEnd"/>
+      <w:r>
+        <w:t xml:space="preserve"> </w:t>
+      </w:r>
+      <w:proofErr w:type="spellStart"/>
+      <w:r>
+        <w:t>fliken</w:t>
+      </w:r>
+      <w:proofErr w:type="spellEnd"/>
+      <w:r>
+        <w:t xml:space="preserve"> </w:t>
+      </w:r>
+      <w:proofErr w:type="spellStart"/>
+      <w:r>
+        <w:t>en</w:t>
+      </w:r>
+      <w:proofErr w:type="spellEnd"/>
+      <w:r>
+        <w:t xml:space="preserve"> </w:t>
+      </w:r>
+      <w:proofErr w:type="spellStart"/>
+      <w:r>
+        <w:t>grön</w:t>
+      </w:r>
+      <w:proofErr w:type="spellEnd"/>
+      <w:r>
+        <w:t xml:space="preserve"> bock.</w:t>
       </w:r>
     </w:p>
     <w:p>
@@ -563,12 +1762,32 @@
         <w:pStyle w:val="ListParagraph"/>
         <w:numPr>
           <w:ilvl w:val="0"/>
-          <w:numId w:val="2"/>
+          <w:numId w:val="7"/>
         </w:numPr>
         <w:spacing w:after="100"/>
-      </w:pPr>
-      <w:r>
-        <w:t xml:space="preserve">Om Telegram är inställt kommer ett testmeddelande fram första gången en annons matchar.</w:t>
+        <w:rPr>
+          <w:lang w:val="sv-SE"/>
+        </w:rPr>
+      </w:pPr>
+      <w:r>
+        <w:rPr>
+          <w:lang w:val="sv-SE"/>
+        </w:rPr>
+        <w:t xml:space="preserve">Om Telegram är inställt kommer ett </w:t>
+      </w:r>
+      <w:proofErr w:type="spellStart"/>
+      <w:r>
+        <w:rPr>
+          <w:lang w:val="sv-SE"/>
+        </w:rPr>
+        <w:t>testmeddelande</w:t>
+      </w:r>
+      <w:proofErr w:type="spellEnd"/>
+      <w:r>
+        <w:rPr>
+          <w:lang w:val="sv-SE"/>
+        </w:rPr>
+        <w:t xml:space="preserve"> fram första gången en annons matchar.</w:t>
       </w:r>
     </w:p>
     <w:p>
@@ -576,262 +1795,1263 @@
         <w:pStyle w:val="ListParagraph"/>
         <w:numPr>
           <w:ilvl w:val="0"/>
-          <w:numId w:val="2"/>
+          <w:numId w:val="7"/>
         </w:numPr>
         <w:spacing w:after="100"/>
-      </w:pPr>
-      <w:r>
-        <w:t xml:space="preserve">Kartan finns på https://&lt;användarnamn&gt;.github.io/bostadsko-tracker/ (byt ut &lt;användarnamn&gt; mot din väns GitHub-användarnamn). Länken visas också under Settings → Pages efter att den första körningen är klar.</w:t>
+        <w:rPr>
+          <w:lang w:val="sv-SE"/>
+        </w:rPr>
+      </w:pPr>
+      <w:r>
+        <w:rPr>
+          <w:lang w:val="sv-SE"/>
+        </w:rPr>
+        <w:t>Kartan finns på https://&lt;användarnamn</w:t>
+      </w:r>
+      <w:proofErr w:type="gramStart"/>
+      <w:r>
+        <w:rPr>
+          <w:lang w:val="sv-SE"/>
+        </w:rPr>
+        <w:t>&gt;.github.io</w:t>
+      </w:r>
+      <w:proofErr w:type="gramEnd"/>
+      <w:r>
+        <w:rPr>
+          <w:lang w:val="sv-SE"/>
+        </w:rPr>
+        <w:t xml:space="preserve">/bostadsko-tracker/ (byt ut &lt;användarnamn&gt; mot din väns </w:t>
+      </w:r>
+      <w:proofErr w:type="spellStart"/>
+      <w:r>
+        <w:rPr>
+          <w:lang w:val="sv-SE"/>
+        </w:rPr>
+        <w:t>GitHub</w:t>
+      </w:r>
+      <w:proofErr w:type="spellEnd"/>
+      <w:r>
+        <w:rPr>
+          <w:lang w:val="sv-SE"/>
+        </w:rPr>
+        <w:t>-användarnamn). Länken visas också under Settings → Pages efter att den första körningen är klar.</w:t>
       </w:r>
     </w:p>
     <w:p>
       <w:pPr>
         <w:pStyle w:val="Heading1"/>
-        <w:spacing w:after="120" w:before="280"/>
-      </w:pPr>
-      <w:r>
-        <w:t xml:space="preserve">Klart</w:t>
+        <w:spacing w:before="280" w:after="120"/>
+        <w:rPr>
+          <w:lang w:val="sv-SE"/>
+        </w:rPr>
+      </w:pPr>
+      <w:r>
+        <w:rPr>
+          <w:lang w:val="sv-SE"/>
+        </w:rPr>
+        <w:t>Klart</w:t>
       </w:r>
     </w:p>
     <w:p>
       <w:pPr>
         <w:spacing w:after="160"/>
-      </w:pPr>
-      <w:r>
-        <w:t xml:space="preserve">Därifrån sköter GitHub Actions resten: insamling var tredje timme, en daglig Telegram-sammanfattning klockan 07, och kartan uppdateras automatiskt. Inget att betala, inget att underhålla – precis som ditt eget exemplar.</w:t>
+        <w:rPr>
+          <w:lang w:val="sv-SE"/>
+        </w:rPr>
+      </w:pPr>
+      <w:r>
+        <w:rPr>
+          <w:lang w:val="sv-SE"/>
+        </w:rPr>
+        <w:t xml:space="preserve">Därifrån sköter </w:t>
+      </w:r>
+      <w:proofErr w:type="spellStart"/>
+      <w:r>
+        <w:rPr>
+          <w:lang w:val="sv-SE"/>
+        </w:rPr>
+        <w:t>GitHub</w:t>
+      </w:r>
+      <w:proofErr w:type="spellEnd"/>
+      <w:r>
+        <w:rPr>
+          <w:lang w:val="sv-SE"/>
+        </w:rPr>
+        <w:t xml:space="preserve"> Actions resten: insamling var tredje timme, en daglig Telegram-sammanfattning klockan 07, och kartan uppdateras automatiskt. Inget att betala, inget att underhålla – precis som ditt eget exemplar.</w:t>
       </w:r>
     </w:p>
     <w:p>
       <w:pPr>
         <w:spacing w:after="160"/>
-      </w:pPr>
+        <w:rPr>
+          <w:lang w:val="sv-SE"/>
+        </w:rPr>
+      </w:pPr>
+      <w:proofErr w:type="spellStart"/>
       <w:r>
         <w:rPr>
           <w:i/>
           <w:iCs/>
-        </w:rPr>
-        <w:t xml:space="preserve">Köstartdatum (för den personliga chansbedömningen på kartan) fylls i senare genom att uppdatera ME_LOCAL_JSON-hemligheten i steg 4, när din vän vet sina datum.</w:t>
+          <w:lang w:val="sv-SE"/>
+        </w:rPr>
+        <w:t>Köstartdatum</w:t>
+      </w:r>
+      <w:proofErr w:type="spellEnd"/>
+      <w:r>
+        <w:rPr>
+          <w:i/>
+          <w:iCs/>
+          <w:lang w:val="sv-SE"/>
+        </w:rPr>
+        <w:t xml:space="preserve"> (för den personliga chansbedömningen på kartan) fylls i senare genom att uppdatera ME_LOCAL_JSON-hemligheten i steg 4, när din vän vet sina datum.</w:t>
       </w:r>
     </w:p>
     <w:sectPr>
-      <w:pgSz w:w="11906" w:h="16838" w:orient="portrait"/>
+      <w:pgSz w:w="11906" w:h="16838"/>
       <w:pgMar w:top="1440" w:right="1440" w:bottom="1440" w:left="1440" w:header="708" w:footer="708" w:gutter="0"/>
-      <w:pgNumType/>
+      <w:cols w:space="720"/>
       <w:docGrid w:linePitch="360"/>
     </w:sectPr>
   </w:body>
 </w:document>
 </file>
 
-<file path=word/endnotes.xml><?xml version="1.0" encoding="utf-8"?>
-<w:endnotes xmlns:wpc="http://schemas.microsoft.com/office/word/2010/wordprocessingCanvas" xmlns:mc="http://schemas.openxmlformats.org/markup-compatibility/2006" xmlns:o="urn:schemas-microsoft-com:office:office" xmlns:r="http://schemas.openxmlformats.org/officeDocument/2006/relationships" xmlns:m="http://schemas.openxmlformats.org/officeDocument/2006/math" xmlns:v="urn:schemas-microsoft-com:vml" xmlns:wp14="http://schemas.microsoft.com/office/word/2010/wordprocessingDrawing" xmlns:wp="http://schemas.openxmlformats.org/drawingml/2006/wordprocessingDrawing" xmlns:w10="urn:schemas-microsoft-com:office:word" xmlns:w="http://schemas.openxmlformats.org/wordprocessingml/2006/main" xmlns:w14="http://schemas.microsoft.com/office/word/2010/wordml" xmlns:w15="http://schemas.microsoft.com/office/word/2012/wordml" xmlns:wpg="http://schemas.microsoft.com/office/word/2010/wordprocessingGroup" xmlns:wpi="http://schemas.microsoft.com/office/word/2010/wordprocessingInk" xmlns:wne="http://schemas.microsoft.com/office/word/2006/wordml" xmlns:wps="http://schemas.microsoft.com/office/word/2010/wordprocessingShape" mc:Ignorable="w14 w15 wp14">
-  <w:endnote w:type="separator" w:id="-1">
-    <w:p>
-      <w:pPr>
-        <w:spacing w:after="0" w:line="240" w:lineRule="auto"/>
-      </w:pPr>
-      <w:r>
-        <w:rPr>
-          <w:rStyle w:val="EndnoteReference"/>
-        </w:rPr>
-        <w:endnoteRef/>
-      </w:r>
-      <w:r>
-        <w:separator/>
-      </w:r>
-    </w:p>
-  </w:endnote>
-  <w:endnote w:type="continuationSeparator" w:id="0">
-    <w:p>
-      <w:pPr>
-        <w:spacing w:after="0" w:line="240" w:lineRule="auto"/>
-      </w:pPr>
-      <w:r>
-        <w:rPr>
-          <w:rStyle w:val="EndnoteReference"/>
-        </w:rPr>
-        <w:endnoteRef/>
-      </w:r>
-      <w:r>
-        <w:continuationSeparator/>
-      </w:r>
-    </w:p>
-  </w:endnote>
-</w:endnotes>
-</file>
-
-<file path=word/footnotes.xml><?xml version="1.0" encoding="utf-8"?>
-<w:footnotes xmlns:wpc="http://schemas.microsoft.com/office/word/2010/wordprocessingCanvas" xmlns:mc="http://schemas.openxmlformats.org/markup-compatibility/2006" xmlns:o="urn:schemas-microsoft-com:office:office" xmlns:r="http://schemas.openxmlformats.org/officeDocument/2006/relationships" xmlns:m="http://schemas.openxmlformats.org/officeDocument/2006/math" xmlns:v="urn:schemas-microsoft-com:vml" xmlns:wp14="http://schemas.microsoft.com/office/word/2010/wordprocessingDrawing" xmlns:wp="http://schemas.openxmlformats.org/drawingml/2006/wordprocessingDrawing" xmlns:w10="urn:schemas-microsoft-com:office:word" xmlns:w="http://schemas.openxmlformats.org/wordprocessingml/2006/main" xmlns:w14="http://schemas.microsoft.com/office/word/2010/wordml" xmlns:w15="http://schemas.microsoft.com/office/word/2012/wordml" xmlns:wpg="http://schemas.microsoft.com/office/word/2010/wordprocessingGroup" xmlns:wpi="http://schemas.microsoft.com/office/word/2010/wordprocessingInk" xmlns:wne="http://schemas.microsoft.com/office/word/2006/wordml" xmlns:wps="http://schemas.microsoft.com/office/word/2010/wordprocessingShape" mc:Ignorable="w14 w15 wp14">
-  <w:footnote w:type="separator" w:id="-1">
-    <w:p>
-      <w:pPr>
-        <w:spacing w:after="0" w:line="240" w:lineRule="auto"/>
-      </w:pPr>
-      <w:r>
-        <w:rPr>
-          <w:rStyle w:val="FootnoteReference"/>
-        </w:rPr>
-        <w:footnoteRef/>
-      </w:r>
-      <w:r>
-        <w:separator/>
-      </w:r>
-    </w:p>
-  </w:footnote>
-  <w:footnote w:type="continuationSeparator" w:id="0">
-    <w:p>
-      <w:pPr>
-        <w:spacing w:after="0" w:line="240" w:lineRule="auto"/>
-      </w:pPr>
-      <w:r>
-        <w:rPr>
-          <w:rStyle w:val="FootnoteReference"/>
-        </w:rPr>
-        <w:footnoteRef/>
-      </w:r>
-      <w:r>
-        <w:continuationSeparator/>
-      </w:r>
-    </w:p>
-  </w:footnote>
-</w:footnotes>
-</file>
-
 <file path=word/numbering.xml><?xml version="1.0" encoding="utf-8"?>
-<w:numbering xmlns:wpc="http://schemas.microsoft.com/office/word/2010/wordprocessingCanvas" xmlns:mc="http://schemas.openxmlformats.org/markup-compatibility/2006" xmlns:o="urn:schemas-microsoft-com:office:office" xmlns:r="http://schemas.openxmlformats.org/officeDocument/2006/relationships" xmlns:m="http://schemas.openxmlformats.org/officeDocument/2006/math" xmlns:v="urn:schemas-microsoft-com:vml" xmlns:wp14="http://schemas.microsoft.com/office/word/2010/wordprocessingDrawing" xmlns:wp="http://schemas.openxmlformats.org/drawingml/2006/wordprocessingDrawing" xmlns:w10="urn:schemas-microsoft-com:office:word" xmlns:w="http://schemas.openxmlformats.org/wordprocessingml/2006/main" xmlns:w14="http://schemas.microsoft.com/office/word/2010/wordml" xmlns:w15="http://schemas.microsoft.com/office/word/2012/wordml" xmlns:wpg="http://schemas.microsoft.com/office/word/2010/wordprocessingGroup" xmlns:wpi="http://schemas.microsoft.com/office/word/2010/wordprocessingInk" xmlns:wne="http://schemas.microsoft.com/office/word/2006/wordml" xmlns:wps="http://schemas.microsoft.com/office/word/2010/wordprocessingShape" mc:Ignorable="w14 w15 wp14">
+<w:numbering xmlns:wpc="http://schemas.microsoft.com/office/word/2010/wordprocessingCanvas" xmlns:cx="http://schemas.microsoft.com/office/drawing/2014/chartex" xmlns:cx1="http://schemas.microsoft.com/office/drawing/2015/9/8/chartex" xmlns:cx2="http://schemas.microsoft.com/office/drawing/2015/10/21/chartex" xmlns:cx3="http://schemas.microsoft.com/office/drawing/2016/5/9/chartex" xmlns:cx4="http://schemas.microsoft.com/office/drawing/2016/5/10/chartex" xmlns:cx5="http://schemas.microsoft.com/office/drawing/2016/5/11/chartex" xmlns:cx6="http://schemas.microsoft.com/office/drawing/2016/5/12/chartex" xmlns:cx7="http://schemas.microsoft.com/office/drawing/2016/5/13/chartex" xmlns:cx8="http://schemas.microsoft.com/office/drawing/2016/5/14/chartex" xmlns:mc="http://schemas.openxmlformats.org/markup-compatibility/2006" xmlns:aink="http://schemas.microsoft.com/office/drawing/2016/ink" xmlns:am3d="http://schemas.microsoft.com/office/drawing/2017/model3d" xmlns:o="urn:schemas-microsoft-com:office:office" xmlns:oel="http://schemas.microsoft.com/office/2019/extlst" xmlns:r="http://schemas.openxmlformats.org/officeDocument/2006/relationships" xmlns:m="http://schemas.openxmlformats.org/officeDocument/2006/math" xmlns:v="urn:schemas-microsoft-com:vml" xmlns:wp14="http://schemas.microsoft.com/office/word/2010/wordprocessingDrawing" xmlns:wp="http://schemas.openxmlformats.org/drawingml/2006/wordprocessingDrawing" xmlns:w10="urn:schemas-microsoft-com:office:word" xmlns:w="http://schemas.openxmlformats.org/wordprocessingml/2006/main" xmlns:w14="http://schemas.microsoft.com/office/word/2010/wordml" xmlns:w15="http://schemas.microsoft.com/office/word/2012/wordml" xmlns:w16cex="http://schemas.microsoft.com/office/word/2018/wordml/cex" xmlns:w16cid="http://schemas.microsoft.com/office/word/2016/wordml/cid" xmlns:w16="http://schemas.microsoft.com/office/word/2018/wordml" xmlns:w16du="http://schemas.microsoft.com/office/word/2023/wordml/word16du" xmlns:w16sdtdh="http://schemas.microsoft.com/office/word/2020/wordml/sdtdatahash" xmlns:w16sdtfl="http://schemas.microsoft.com/office/word/2024/wordml/sdtformatlock" xmlns:w16se="http://schemas.microsoft.com/office/word/2015/wordml/symex" xmlns:wpg="http://schemas.microsoft.com/office/word/2010/wordprocessingGroup" xmlns:wpi="http://schemas.microsoft.com/office/word/2010/wordprocessingInk" xmlns:wne="http://schemas.microsoft.com/office/word/2006/wordml" xmlns:wps="http://schemas.microsoft.com/office/word/2010/wordprocessingShape" mc:Ignorable="w14 w15 w16se w16cid w16 w16cex w16sdtdh w16sdtfl w16du wp14">
+  <w:abstractNum w:abstractNumId="0" w15:restartNumberingAfterBreak="0">
+    <w:nsid w:val="45837C65"/>
+    <w:multiLevelType w:val="hybridMultilevel"/>
+    <w:tmpl w:val="EC620F06"/>
+    <w:lvl w:ilvl="0" w:tplc="04090001">
+      <w:start w:val="1"/>
+      <w:numFmt w:val="bullet"/>
+      <w:lvlText w:val=""/>
+      <w:lvlJc w:val="left"/>
+      <w:pPr>
+        <w:ind w:left="720" w:hanging="360"/>
+      </w:pPr>
+      <w:rPr>
+        <w:rFonts w:ascii="Symbol" w:hAnsi="Symbol" w:hint="default"/>
+      </w:rPr>
+    </w:lvl>
+    <w:lvl w:ilvl="1" w:tplc="04090003" w:tentative="1">
+      <w:start w:val="1"/>
+      <w:numFmt w:val="bullet"/>
+      <w:lvlText w:val="o"/>
+      <w:lvlJc w:val="left"/>
+      <w:pPr>
+        <w:ind w:left="1440" w:hanging="360"/>
+      </w:pPr>
+      <w:rPr>
+        <w:rFonts w:ascii="Courier New" w:hAnsi="Courier New" w:cs="Courier New" w:hint="default"/>
+      </w:rPr>
+    </w:lvl>
+    <w:lvl w:ilvl="2" w:tplc="04090005" w:tentative="1">
+      <w:start w:val="1"/>
+      <w:numFmt w:val="bullet"/>
+      <w:lvlText w:val=""/>
+      <w:lvlJc w:val="left"/>
+      <w:pPr>
+        <w:ind w:left="2160" w:hanging="360"/>
+      </w:pPr>
+      <w:rPr>
+        <w:rFonts w:ascii="Wingdings" w:hAnsi="Wingdings" w:hint="default"/>
+      </w:rPr>
+    </w:lvl>
+    <w:lvl w:ilvl="3" w:tplc="04090001" w:tentative="1">
+      <w:start w:val="1"/>
+      <w:numFmt w:val="bullet"/>
+      <w:lvlText w:val=""/>
+      <w:lvlJc w:val="left"/>
+      <w:pPr>
+        <w:ind w:left="2880" w:hanging="360"/>
+      </w:pPr>
+      <w:rPr>
+        <w:rFonts w:ascii="Symbol" w:hAnsi="Symbol" w:hint="default"/>
+      </w:rPr>
+    </w:lvl>
+    <w:lvl w:ilvl="4" w:tplc="04090003" w:tentative="1">
+      <w:start w:val="1"/>
+      <w:numFmt w:val="bullet"/>
+      <w:lvlText w:val="o"/>
+      <w:lvlJc w:val="left"/>
+      <w:pPr>
+        <w:ind w:left="3600" w:hanging="360"/>
+      </w:pPr>
+      <w:rPr>
+        <w:rFonts w:ascii="Courier New" w:hAnsi="Courier New" w:cs="Courier New" w:hint="default"/>
+      </w:rPr>
+    </w:lvl>
+    <w:lvl w:ilvl="5" w:tplc="04090005" w:tentative="1">
+      <w:start w:val="1"/>
+      <w:numFmt w:val="bullet"/>
+      <w:lvlText w:val=""/>
+      <w:lvlJc w:val="left"/>
+      <w:pPr>
+        <w:ind w:left="4320" w:hanging="360"/>
+      </w:pPr>
+      <w:rPr>
+        <w:rFonts w:ascii="Wingdings" w:hAnsi="Wingdings" w:hint="default"/>
+      </w:rPr>
+    </w:lvl>
+    <w:lvl w:ilvl="6" w:tplc="04090001" w:tentative="1">
+      <w:start w:val="1"/>
+      <w:numFmt w:val="bullet"/>
+      <w:lvlText w:val=""/>
+      <w:lvlJc w:val="left"/>
+      <w:pPr>
+        <w:ind w:left="5040" w:hanging="360"/>
+      </w:pPr>
+      <w:rPr>
+        <w:rFonts w:ascii="Symbol" w:hAnsi="Symbol" w:hint="default"/>
+      </w:rPr>
+    </w:lvl>
+    <w:lvl w:ilvl="7" w:tplc="04090003" w:tentative="1">
+      <w:start w:val="1"/>
+      <w:numFmt w:val="bullet"/>
+      <w:lvlText w:val="o"/>
+      <w:lvlJc w:val="left"/>
+      <w:pPr>
+        <w:ind w:left="5760" w:hanging="360"/>
+      </w:pPr>
+      <w:rPr>
+        <w:rFonts w:ascii="Courier New" w:hAnsi="Courier New" w:cs="Courier New" w:hint="default"/>
+      </w:rPr>
+    </w:lvl>
+    <w:lvl w:ilvl="8" w:tplc="04090005" w:tentative="1">
+      <w:start w:val="1"/>
+      <w:numFmt w:val="bullet"/>
+      <w:lvlText w:val=""/>
+      <w:lvlJc w:val="left"/>
+      <w:pPr>
+        <w:ind w:left="6480" w:hanging="360"/>
+      </w:pPr>
+      <w:rPr>
+        <w:rFonts w:ascii="Wingdings" w:hAnsi="Wingdings" w:hint="default"/>
+      </w:rPr>
+    </w:lvl>
+  </w:abstractNum>
   <w:abstractNum w:abstractNumId="1" w15:restartNumberingAfterBreak="0">
+    <w:nsid w:val="45A87712"/>
     <w:multiLevelType w:val="hybridMultilevel"/>
-    <w:lvl w:ilvl="0" w:tentative="1">
-      <w:start w:val="1"/>
-      <w:numFmt w:val="bullet"/>
-      <w:lvlText w:val="●"/>
+    <w:tmpl w:val="91701FC0"/>
+    <w:lvl w:ilvl="0" w:tplc="04090001">
+      <w:start w:val="1"/>
+      <w:numFmt w:val="bullet"/>
+      <w:lvlText w:val=""/>
       <w:lvlJc w:val="left"/>
       <w:pPr>
         <w:ind w:left="720" w:hanging="360"/>
       </w:pPr>
-    </w:lvl>
-    <w:lvl w:ilvl="1" w:tentative="1">
-      <w:start w:val="1"/>
-      <w:numFmt w:val="bullet"/>
-      <w:lvlText w:val="○"/>
+      <w:rPr>
+        <w:rFonts w:ascii="Symbol" w:hAnsi="Symbol" w:hint="default"/>
+      </w:rPr>
+    </w:lvl>
+    <w:lvl w:ilvl="1" w:tplc="04090003" w:tentative="1">
+      <w:start w:val="1"/>
+      <w:numFmt w:val="bullet"/>
+      <w:lvlText w:val="o"/>
       <w:lvlJc w:val="left"/>
       <w:pPr>
         <w:ind w:left="1440" w:hanging="360"/>
       </w:pPr>
-    </w:lvl>
-    <w:lvl w:ilvl="2" w:tentative="1">
-      <w:start w:val="1"/>
-      <w:numFmt w:val="bullet"/>
-      <w:lvlText w:val="■"/>
+      <w:rPr>
+        <w:rFonts w:ascii="Courier New" w:hAnsi="Courier New" w:cs="Courier New" w:hint="default"/>
+      </w:rPr>
+    </w:lvl>
+    <w:lvl w:ilvl="2" w:tplc="04090005" w:tentative="1">
+      <w:start w:val="1"/>
+      <w:numFmt w:val="bullet"/>
+      <w:lvlText w:val=""/>
       <w:lvlJc w:val="left"/>
       <w:pPr>
         <w:ind w:left="2160" w:hanging="360"/>
       </w:pPr>
-    </w:lvl>
-    <w:lvl w:ilvl="3" w:tentative="1">
-      <w:start w:val="1"/>
-      <w:numFmt w:val="bullet"/>
-      <w:lvlText w:val="●"/>
+      <w:rPr>
+        <w:rFonts w:ascii="Wingdings" w:hAnsi="Wingdings" w:hint="default"/>
+      </w:rPr>
+    </w:lvl>
+    <w:lvl w:ilvl="3" w:tplc="04090001" w:tentative="1">
+      <w:start w:val="1"/>
+      <w:numFmt w:val="bullet"/>
+      <w:lvlText w:val=""/>
       <w:lvlJc w:val="left"/>
       <w:pPr>
         <w:ind w:left="2880" w:hanging="360"/>
       </w:pPr>
-    </w:lvl>
-    <w:lvl w:ilvl="4" w:tentative="1">
-      <w:start w:val="1"/>
-      <w:numFmt w:val="bullet"/>
-      <w:lvlText w:val="○"/>
+      <w:rPr>
+        <w:rFonts w:ascii="Symbol" w:hAnsi="Symbol" w:hint="default"/>
+      </w:rPr>
+    </w:lvl>
+    <w:lvl w:ilvl="4" w:tplc="04090003" w:tentative="1">
+      <w:start w:val="1"/>
+      <w:numFmt w:val="bullet"/>
+      <w:lvlText w:val="o"/>
       <w:lvlJc w:val="left"/>
       <w:pPr>
         <w:ind w:left="3600" w:hanging="360"/>
       </w:pPr>
-    </w:lvl>
-    <w:lvl w:ilvl="5" w:tentative="1">
-      <w:start w:val="1"/>
-      <w:numFmt w:val="bullet"/>
-      <w:lvlText w:val="■"/>
+      <w:rPr>
+        <w:rFonts w:ascii="Courier New" w:hAnsi="Courier New" w:cs="Courier New" w:hint="default"/>
+      </w:rPr>
+    </w:lvl>
+    <w:lvl w:ilvl="5" w:tplc="04090005" w:tentative="1">
+      <w:start w:val="1"/>
+      <w:numFmt w:val="bullet"/>
+      <w:lvlText w:val=""/>
       <w:lvlJc w:val="left"/>
       <w:pPr>
         <w:ind w:left="4320" w:hanging="360"/>
       </w:pPr>
-    </w:lvl>
-    <w:lvl w:ilvl="6" w:tentative="1">
-      <w:start w:val="1"/>
-      <w:numFmt w:val="bullet"/>
-      <w:lvlText w:val="●"/>
+      <w:rPr>
+        <w:rFonts w:ascii="Wingdings" w:hAnsi="Wingdings" w:hint="default"/>
+      </w:rPr>
+    </w:lvl>
+    <w:lvl w:ilvl="6" w:tplc="04090001" w:tentative="1">
+      <w:start w:val="1"/>
+      <w:numFmt w:val="bullet"/>
+      <w:lvlText w:val=""/>
       <w:lvlJc w:val="left"/>
       <w:pPr>
         <w:ind w:left="5040" w:hanging="360"/>
       </w:pPr>
-    </w:lvl>
-    <w:lvl w:ilvl="7" w:tentative="1">
-      <w:start w:val="1"/>
-      <w:numFmt w:val="bullet"/>
-      <w:lvlText w:val="●"/>
+      <w:rPr>
+        <w:rFonts w:ascii="Symbol" w:hAnsi="Symbol" w:hint="default"/>
+      </w:rPr>
+    </w:lvl>
+    <w:lvl w:ilvl="7" w:tplc="04090003" w:tentative="1">
+      <w:start w:val="1"/>
+      <w:numFmt w:val="bullet"/>
+      <w:lvlText w:val="o"/>
       <w:lvlJc w:val="left"/>
       <w:pPr>
         <w:ind w:left="5760" w:hanging="360"/>
       </w:pPr>
-    </w:lvl>
-    <w:lvl w:ilvl="8" w:tentative="1">
-      <w:start w:val="1"/>
-      <w:numFmt w:val="bullet"/>
-      <w:lvlText w:val="●"/>
+      <w:rPr>
+        <w:rFonts w:ascii="Courier New" w:hAnsi="Courier New" w:cs="Courier New" w:hint="default"/>
+      </w:rPr>
+    </w:lvl>
+    <w:lvl w:ilvl="8" w:tplc="04090005" w:tentative="1">
+      <w:start w:val="1"/>
+      <w:numFmt w:val="bullet"/>
+      <w:lvlText w:val=""/>
       <w:lvlJc w:val="left"/>
       <w:pPr>
         <w:ind w:left="6480" w:hanging="360"/>
       </w:pPr>
+      <w:rPr>
+        <w:rFonts w:ascii="Wingdings" w:hAnsi="Wingdings" w:hint="default"/>
+      </w:rPr>
     </w:lvl>
   </w:abstractNum>
   <w:abstractNum w:abstractNumId="2" w15:restartNumberingAfterBreak="0">
+    <w:nsid w:val="48204377"/>
     <w:multiLevelType w:val="hybridMultilevel"/>
-    <w:lvl w:ilvl="0" w:tentative="1">
+    <w:tmpl w:val="E4BC88C2"/>
+    <w:lvl w:ilvl="0" w:tplc="04090001">
+      <w:start w:val="1"/>
+      <w:numFmt w:val="bullet"/>
+      <w:lvlText w:val=""/>
+      <w:lvlJc w:val="left"/>
+      <w:pPr>
+        <w:ind w:left="720" w:hanging="360"/>
+      </w:pPr>
+      <w:rPr>
+        <w:rFonts w:ascii="Symbol" w:hAnsi="Symbol" w:hint="default"/>
+      </w:rPr>
+    </w:lvl>
+    <w:lvl w:ilvl="1" w:tplc="04090003" w:tentative="1">
+      <w:start w:val="1"/>
+      <w:numFmt w:val="bullet"/>
+      <w:lvlText w:val="o"/>
+      <w:lvlJc w:val="left"/>
+      <w:pPr>
+        <w:ind w:left="1440" w:hanging="360"/>
+      </w:pPr>
+      <w:rPr>
+        <w:rFonts w:ascii="Courier New" w:hAnsi="Courier New" w:cs="Courier New" w:hint="default"/>
+      </w:rPr>
+    </w:lvl>
+    <w:lvl w:ilvl="2" w:tplc="04090005" w:tentative="1">
+      <w:start w:val="1"/>
+      <w:numFmt w:val="bullet"/>
+      <w:lvlText w:val=""/>
+      <w:lvlJc w:val="left"/>
+      <w:pPr>
+        <w:ind w:left="2160" w:hanging="360"/>
+      </w:pPr>
+      <w:rPr>
+        <w:rFonts w:ascii="Wingdings" w:hAnsi="Wingdings" w:hint="default"/>
+      </w:rPr>
+    </w:lvl>
+    <w:lvl w:ilvl="3" w:tplc="04090001" w:tentative="1">
+      <w:start w:val="1"/>
+      <w:numFmt w:val="bullet"/>
+      <w:lvlText w:val=""/>
+      <w:lvlJc w:val="left"/>
+      <w:pPr>
+        <w:ind w:left="2880" w:hanging="360"/>
+      </w:pPr>
+      <w:rPr>
+        <w:rFonts w:ascii="Symbol" w:hAnsi="Symbol" w:hint="default"/>
+      </w:rPr>
+    </w:lvl>
+    <w:lvl w:ilvl="4" w:tplc="04090003" w:tentative="1">
+      <w:start w:val="1"/>
+      <w:numFmt w:val="bullet"/>
+      <w:lvlText w:val="o"/>
+      <w:lvlJc w:val="left"/>
+      <w:pPr>
+        <w:ind w:left="3600" w:hanging="360"/>
+      </w:pPr>
+      <w:rPr>
+        <w:rFonts w:ascii="Courier New" w:hAnsi="Courier New" w:cs="Courier New" w:hint="default"/>
+      </w:rPr>
+    </w:lvl>
+    <w:lvl w:ilvl="5" w:tplc="04090005" w:tentative="1">
+      <w:start w:val="1"/>
+      <w:numFmt w:val="bullet"/>
+      <w:lvlText w:val=""/>
+      <w:lvlJc w:val="left"/>
+      <w:pPr>
+        <w:ind w:left="4320" w:hanging="360"/>
+      </w:pPr>
+      <w:rPr>
+        <w:rFonts w:ascii="Wingdings" w:hAnsi="Wingdings" w:hint="default"/>
+      </w:rPr>
+    </w:lvl>
+    <w:lvl w:ilvl="6" w:tplc="04090001" w:tentative="1">
+      <w:start w:val="1"/>
+      <w:numFmt w:val="bullet"/>
+      <w:lvlText w:val=""/>
+      <w:lvlJc w:val="left"/>
+      <w:pPr>
+        <w:ind w:left="5040" w:hanging="360"/>
+      </w:pPr>
+      <w:rPr>
+        <w:rFonts w:ascii="Symbol" w:hAnsi="Symbol" w:hint="default"/>
+      </w:rPr>
+    </w:lvl>
+    <w:lvl w:ilvl="7" w:tplc="04090003" w:tentative="1">
+      <w:start w:val="1"/>
+      <w:numFmt w:val="bullet"/>
+      <w:lvlText w:val="o"/>
+      <w:lvlJc w:val="left"/>
+      <w:pPr>
+        <w:ind w:left="5760" w:hanging="360"/>
+      </w:pPr>
+      <w:rPr>
+        <w:rFonts w:ascii="Courier New" w:hAnsi="Courier New" w:cs="Courier New" w:hint="default"/>
+      </w:rPr>
+    </w:lvl>
+    <w:lvl w:ilvl="8" w:tplc="04090005" w:tentative="1">
+      <w:start w:val="1"/>
+      <w:numFmt w:val="bullet"/>
+      <w:lvlText w:val=""/>
+      <w:lvlJc w:val="left"/>
+      <w:pPr>
+        <w:ind w:left="6480" w:hanging="360"/>
+      </w:pPr>
+      <w:rPr>
+        <w:rFonts w:ascii="Wingdings" w:hAnsi="Wingdings" w:hint="default"/>
+      </w:rPr>
+    </w:lvl>
+  </w:abstractNum>
+  <w:abstractNum w:abstractNumId="3" w15:restartNumberingAfterBreak="0">
+    <w:nsid w:val="49CF5897"/>
+    <w:multiLevelType w:val="hybridMultilevel"/>
+    <w:tmpl w:val="B890188C"/>
+    <w:lvl w:ilvl="0" w:tplc="F7BEF0C2">
       <w:start w:val="1"/>
       <w:numFmt w:val="bullet"/>
       <w:lvlText w:val="•"/>
       <w:lvlJc w:val="left"/>
     </w:lvl>
+    <w:lvl w:ilvl="1" w:tplc="0880637A">
+      <w:numFmt w:val="decimal"/>
+      <w:lvlText w:val=""/>
+      <w:lvlJc w:val="left"/>
+    </w:lvl>
+    <w:lvl w:ilvl="2" w:tplc="DA20B102">
+      <w:numFmt w:val="decimal"/>
+      <w:lvlText w:val=""/>
+      <w:lvlJc w:val="left"/>
+    </w:lvl>
+    <w:lvl w:ilvl="3" w:tplc="369ECD70">
+      <w:numFmt w:val="decimal"/>
+      <w:lvlText w:val=""/>
+      <w:lvlJc w:val="left"/>
+    </w:lvl>
+    <w:lvl w:ilvl="4" w:tplc="D6762420">
+      <w:numFmt w:val="decimal"/>
+      <w:lvlText w:val=""/>
+      <w:lvlJc w:val="left"/>
+    </w:lvl>
+    <w:lvl w:ilvl="5" w:tplc="69D0E220">
+      <w:numFmt w:val="decimal"/>
+      <w:lvlText w:val=""/>
+      <w:lvlJc w:val="left"/>
+    </w:lvl>
+    <w:lvl w:ilvl="6" w:tplc="7550DA2A">
+      <w:numFmt w:val="decimal"/>
+      <w:lvlText w:val=""/>
+      <w:lvlJc w:val="left"/>
+    </w:lvl>
+    <w:lvl w:ilvl="7" w:tplc="019C0F7E">
+      <w:numFmt w:val="decimal"/>
+      <w:lvlText w:val=""/>
+      <w:lvlJc w:val="left"/>
+    </w:lvl>
+    <w:lvl w:ilvl="8" w:tplc="C7E0583A">
+      <w:numFmt w:val="decimal"/>
+      <w:lvlText w:val=""/>
+      <w:lvlJc w:val="left"/>
+    </w:lvl>
   </w:abstractNum>
-  <w:num w:numId="1">
-    <w:abstractNumId w:val="1"/>
+  <w:abstractNum w:abstractNumId="4" w15:restartNumberingAfterBreak="0">
+    <w:nsid w:val="64A00E86"/>
+    <w:multiLevelType w:val="hybridMultilevel"/>
+    <w:tmpl w:val="C5200AFC"/>
+    <w:lvl w:ilvl="0" w:tplc="CCC4FEEE" w:tentative="1">
+      <w:start w:val="1"/>
+      <w:numFmt w:val="bullet"/>
+      <w:lvlText w:val="●"/>
+      <w:lvlJc w:val="left"/>
+      <w:pPr>
+        <w:ind w:left="720" w:hanging="360"/>
+      </w:pPr>
+    </w:lvl>
+    <w:lvl w:ilvl="1" w:tplc="B9021DC8" w:tentative="1">
+      <w:start w:val="1"/>
+      <w:numFmt w:val="bullet"/>
+      <w:lvlText w:val="○"/>
+      <w:lvlJc w:val="left"/>
+      <w:pPr>
+        <w:ind w:left="1440" w:hanging="360"/>
+      </w:pPr>
+    </w:lvl>
+    <w:lvl w:ilvl="2" w:tplc="EA985DB4" w:tentative="1">
+      <w:start w:val="1"/>
+      <w:numFmt w:val="bullet"/>
+      <w:lvlText w:val="■"/>
+      <w:lvlJc w:val="left"/>
+      <w:pPr>
+        <w:ind w:left="2160" w:hanging="360"/>
+      </w:pPr>
+    </w:lvl>
+    <w:lvl w:ilvl="3" w:tplc="4A0C203A" w:tentative="1">
+      <w:start w:val="1"/>
+      <w:numFmt w:val="bullet"/>
+      <w:lvlText w:val="●"/>
+      <w:lvlJc w:val="left"/>
+      <w:pPr>
+        <w:ind w:left="2880" w:hanging="360"/>
+      </w:pPr>
+    </w:lvl>
+    <w:lvl w:ilvl="4" w:tplc="C8A0308C" w:tentative="1">
+      <w:start w:val="1"/>
+      <w:numFmt w:val="bullet"/>
+      <w:lvlText w:val="○"/>
+      <w:lvlJc w:val="left"/>
+      <w:pPr>
+        <w:ind w:left="3600" w:hanging="360"/>
+      </w:pPr>
+    </w:lvl>
+    <w:lvl w:ilvl="5" w:tplc="B328AAFA" w:tentative="1">
+      <w:start w:val="1"/>
+      <w:numFmt w:val="bullet"/>
+      <w:lvlText w:val="■"/>
+      <w:lvlJc w:val="left"/>
+      <w:pPr>
+        <w:ind w:left="4320" w:hanging="360"/>
+      </w:pPr>
+    </w:lvl>
+    <w:lvl w:ilvl="6" w:tplc="BCC8E266" w:tentative="1">
+      <w:start w:val="1"/>
+      <w:numFmt w:val="bullet"/>
+      <w:lvlText w:val="●"/>
+      <w:lvlJc w:val="left"/>
+      <w:pPr>
+        <w:ind w:left="5040" w:hanging="360"/>
+      </w:pPr>
+    </w:lvl>
+    <w:lvl w:ilvl="7" w:tplc="0D28F358" w:tentative="1">
+      <w:start w:val="1"/>
+      <w:numFmt w:val="bullet"/>
+      <w:lvlText w:val="●"/>
+      <w:lvlJc w:val="left"/>
+      <w:pPr>
+        <w:ind w:left="5760" w:hanging="360"/>
+      </w:pPr>
+    </w:lvl>
+    <w:lvl w:ilvl="8" w:tplc="05C49952" w:tentative="1">
+      <w:start w:val="1"/>
+      <w:numFmt w:val="bullet"/>
+      <w:lvlText w:val="●"/>
+      <w:lvlJc w:val="left"/>
+      <w:pPr>
+        <w:ind w:left="6480" w:hanging="360"/>
+      </w:pPr>
+    </w:lvl>
+  </w:abstractNum>
+  <w:abstractNum w:abstractNumId="5" w15:restartNumberingAfterBreak="0">
+    <w:nsid w:val="6AE21D62"/>
+    <w:multiLevelType w:val="hybridMultilevel"/>
+    <w:tmpl w:val="EC809FE8"/>
+    <w:lvl w:ilvl="0" w:tplc="04090001">
+      <w:start w:val="1"/>
+      <w:numFmt w:val="bullet"/>
+      <w:lvlText w:val=""/>
+      <w:lvlJc w:val="left"/>
+      <w:pPr>
+        <w:ind w:left="720" w:hanging="360"/>
+      </w:pPr>
+      <w:rPr>
+        <w:rFonts w:ascii="Symbol" w:hAnsi="Symbol" w:hint="default"/>
+      </w:rPr>
+    </w:lvl>
+    <w:lvl w:ilvl="1" w:tplc="04090003" w:tentative="1">
+      <w:start w:val="1"/>
+      <w:numFmt w:val="bullet"/>
+      <w:lvlText w:val="o"/>
+      <w:lvlJc w:val="left"/>
+      <w:pPr>
+        <w:ind w:left="1440" w:hanging="360"/>
+      </w:pPr>
+      <w:rPr>
+        <w:rFonts w:ascii="Courier New" w:hAnsi="Courier New" w:cs="Courier New" w:hint="default"/>
+      </w:rPr>
+    </w:lvl>
+    <w:lvl w:ilvl="2" w:tplc="04090005" w:tentative="1">
+      <w:start w:val="1"/>
+      <w:numFmt w:val="bullet"/>
+      <w:lvlText w:val=""/>
+      <w:lvlJc w:val="left"/>
+      <w:pPr>
+        <w:ind w:left="2160" w:hanging="360"/>
+      </w:pPr>
+      <w:rPr>
+        <w:rFonts w:ascii="Wingdings" w:hAnsi="Wingdings" w:hint="default"/>
+      </w:rPr>
+    </w:lvl>
+    <w:lvl w:ilvl="3" w:tplc="04090001" w:tentative="1">
+      <w:start w:val="1"/>
+      <w:numFmt w:val="bullet"/>
+      <w:lvlText w:val=""/>
+      <w:lvlJc w:val="left"/>
+      <w:pPr>
+        <w:ind w:left="2880" w:hanging="360"/>
+      </w:pPr>
+      <w:rPr>
+        <w:rFonts w:ascii="Symbol" w:hAnsi="Symbol" w:hint="default"/>
+      </w:rPr>
+    </w:lvl>
+    <w:lvl w:ilvl="4" w:tplc="04090003" w:tentative="1">
+      <w:start w:val="1"/>
+      <w:numFmt w:val="bullet"/>
+      <w:lvlText w:val="o"/>
+      <w:lvlJc w:val="left"/>
+      <w:pPr>
+        <w:ind w:left="3600" w:hanging="360"/>
+      </w:pPr>
+      <w:rPr>
+        <w:rFonts w:ascii="Courier New" w:hAnsi="Courier New" w:cs="Courier New" w:hint="default"/>
+      </w:rPr>
+    </w:lvl>
+    <w:lvl w:ilvl="5" w:tplc="04090005" w:tentative="1">
+      <w:start w:val="1"/>
+      <w:numFmt w:val="bullet"/>
+      <w:lvlText w:val=""/>
+      <w:lvlJc w:val="left"/>
+      <w:pPr>
+        <w:ind w:left="4320" w:hanging="360"/>
+      </w:pPr>
+      <w:rPr>
+        <w:rFonts w:ascii="Wingdings" w:hAnsi="Wingdings" w:hint="default"/>
+      </w:rPr>
+    </w:lvl>
+    <w:lvl w:ilvl="6" w:tplc="04090001" w:tentative="1">
+      <w:start w:val="1"/>
+      <w:numFmt w:val="bullet"/>
+      <w:lvlText w:val=""/>
+      <w:lvlJc w:val="left"/>
+      <w:pPr>
+        <w:ind w:left="5040" w:hanging="360"/>
+      </w:pPr>
+      <w:rPr>
+        <w:rFonts w:ascii="Symbol" w:hAnsi="Symbol" w:hint="default"/>
+      </w:rPr>
+    </w:lvl>
+    <w:lvl w:ilvl="7" w:tplc="04090003" w:tentative="1">
+      <w:start w:val="1"/>
+      <w:numFmt w:val="bullet"/>
+      <w:lvlText w:val="o"/>
+      <w:lvlJc w:val="left"/>
+      <w:pPr>
+        <w:ind w:left="5760" w:hanging="360"/>
+      </w:pPr>
+      <w:rPr>
+        <w:rFonts w:ascii="Courier New" w:hAnsi="Courier New" w:cs="Courier New" w:hint="default"/>
+      </w:rPr>
+    </w:lvl>
+    <w:lvl w:ilvl="8" w:tplc="04090005" w:tentative="1">
+      <w:start w:val="1"/>
+      <w:numFmt w:val="bullet"/>
+      <w:lvlText w:val=""/>
+      <w:lvlJc w:val="left"/>
+      <w:pPr>
+        <w:ind w:left="6480" w:hanging="360"/>
+      </w:pPr>
+      <w:rPr>
+        <w:rFonts w:ascii="Wingdings" w:hAnsi="Wingdings" w:hint="default"/>
+      </w:rPr>
+    </w:lvl>
+  </w:abstractNum>
+  <w:abstractNum w:abstractNumId="6" w15:restartNumberingAfterBreak="0">
+    <w:nsid w:val="7AB72137"/>
+    <w:multiLevelType w:val="hybridMultilevel"/>
+    <w:tmpl w:val="F45036E2"/>
+    <w:lvl w:ilvl="0" w:tplc="04090001">
+      <w:start w:val="1"/>
+      <w:numFmt w:val="bullet"/>
+      <w:lvlText w:val=""/>
+      <w:lvlJc w:val="left"/>
+      <w:pPr>
+        <w:ind w:left="720" w:hanging="360"/>
+      </w:pPr>
+      <w:rPr>
+        <w:rFonts w:ascii="Symbol" w:hAnsi="Symbol" w:hint="default"/>
+      </w:rPr>
+    </w:lvl>
+    <w:lvl w:ilvl="1" w:tplc="04090003" w:tentative="1">
+      <w:start w:val="1"/>
+      <w:numFmt w:val="bullet"/>
+      <w:lvlText w:val="o"/>
+      <w:lvlJc w:val="left"/>
+      <w:pPr>
+        <w:ind w:left="1440" w:hanging="360"/>
+      </w:pPr>
+      <w:rPr>
+        <w:rFonts w:ascii="Courier New" w:hAnsi="Courier New" w:cs="Courier New" w:hint="default"/>
+      </w:rPr>
+    </w:lvl>
+    <w:lvl w:ilvl="2" w:tplc="04090005" w:tentative="1">
+      <w:start w:val="1"/>
+      <w:numFmt w:val="bullet"/>
+      <w:lvlText w:val=""/>
+      <w:lvlJc w:val="left"/>
+      <w:pPr>
+        <w:ind w:left="2160" w:hanging="360"/>
+      </w:pPr>
+      <w:rPr>
+        <w:rFonts w:ascii="Wingdings" w:hAnsi="Wingdings" w:hint="default"/>
+      </w:rPr>
+    </w:lvl>
+    <w:lvl w:ilvl="3" w:tplc="04090001" w:tentative="1">
+      <w:start w:val="1"/>
+      <w:numFmt w:val="bullet"/>
+      <w:lvlText w:val=""/>
+      <w:lvlJc w:val="left"/>
+      <w:pPr>
+        <w:ind w:left="2880" w:hanging="360"/>
+      </w:pPr>
+      <w:rPr>
+        <w:rFonts w:ascii="Symbol" w:hAnsi="Symbol" w:hint="default"/>
+      </w:rPr>
+    </w:lvl>
+    <w:lvl w:ilvl="4" w:tplc="04090003" w:tentative="1">
+      <w:start w:val="1"/>
+      <w:numFmt w:val="bullet"/>
+      <w:lvlText w:val="o"/>
+      <w:lvlJc w:val="left"/>
+      <w:pPr>
+        <w:ind w:left="3600" w:hanging="360"/>
+      </w:pPr>
+      <w:rPr>
+        <w:rFonts w:ascii="Courier New" w:hAnsi="Courier New" w:cs="Courier New" w:hint="default"/>
+      </w:rPr>
+    </w:lvl>
+    <w:lvl w:ilvl="5" w:tplc="04090005" w:tentative="1">
+      <w:start w:val="1"/>
+      <w:numFmt w:val="bullet"/>
+      <w:lvlText w:val=""/>
+      <w:lvlJc w:val="left"/>
+      <w:pPr>
+        <w:ind w:left="4320" w:hanging="360"/>
+      </w:pPr>
+      <w:rPr>
+        <w:rFonts w:ascii="Wingdings" w:hAnsi="Wingdings" w:hint="default"/>
+      </w:rPr>
+    </w:lvl>
+    <w:lvl w:ilvl="6" w:tplc="04090001" w:tentative="1">
+      <w:start w:val="1"/>
+      <w:numFmt w:val="bullet"/>
+      <w:lvlText w:val=""/>
+      <w:lvlJc w:val="left"/>
+      <w:pPr>
+        <w:ind w:left="5040" w:hanging="360"/>
+      </w:pPr>
+      <w:rPr>
+        <w:rFonts w:ascii="Symbol" w:hAnsi="Symbol" w:hint="default"/>
+      </w:rPr>
+    </w:lvl>
+    <w:lvl w:ilvl="7" w:tplc="04090003" w:tentative="1">
+      <w:start w:val="1"/>
+      <w:numFmt w:val="bullet"/>
+      <w:lvlText w:val="o"/>
+      <w:lvlJc w:val="left"/>
+      <w:pPr>
+        <w:ind w:left="5760" w:hanging="360"/>
+      </w:pPr>
+      <w:rPr>
+        <w:rFonts w:ascii="Courier New" w:hAnsi="Courier New" w:cs="Courier New" w:hint="default"/>
+      </w:rPr>
+    </w:lvl>
+    <w:lvl w:ilvl="8" w:tplc="04090005" w:tentative="1">
+      <w:start w:val="1"/>
+      <w:numFmt w:val="bullet"/>
+      <w:lvlText w:val=""/>
+      <w:lvlJc w:val="left"/>
+      <w:pPr>
+        <w:ind w:left="6480" w:hanging="360"/>
+      </w:pPr>
+      <w:rPr>
+        <w:rFonts w:ascii="Wingdings" w:hAnsi="Wingdings" w:hint="default"/>
+      </w:rPr>
+    </w:lvl>
+  </w:abstractNum>
+  <w:num w:numId="1" w16cid:durableId="1871257263">
+    <w:abstractNumId w:val="4"/>
     <w:lvlOverride w:ilvl="0">
       <w:startOverride w:val="1"/>
     </w:lvlOverride>
   </w:num>
-  <w:num w:numId="2">
-    <w:abstractNumId w:val="2"/>
+  <w:num w:numId="2" w16cid:durableId="1019694144">
+    <w:abstractNumId w:val="3"/>
     <w:lvlOverride w:ilvl="0">
       <w:startOverride w:val="1"/>
     </w:lvlOverride>
+  </w:num>
+  <w:num w:numId="3" w16cid:durableId="306588692">
+    <w:abstractNumId w:val="0"/>
+  </w:num>
+  <w:num w:numId="4" w16cid:durableId="1090277187">
+    <w:abstractNumId w:val="6"/>
+  </w:num>
+  <w:num w:numId="5" w16cid:durableId="1898543591">
+    <w:abstractNumId w:val="5"/>
+  </w:num>
+  <w:num w:numId="6" w16cid:durableId="895044094">
+    <w:abstractNumId w:val="2"/>
+  </w:num>
+  <w:num w:numId="7" w16cid:durableId="903874141">
+    <w:abstractNumId w:val="1"/>
   </w:num>
 </w:numbering>
 </file>
 
 <file path=word/styles.xml><?xml version="1.0" encoding="utf-8"?>
-<w:styles xmlns:mc="http://schemas.openxmlformats.org/markup-compatibility/2006" xmlns:r="http://schemas.openxmlformats.org/officeDocument/2006/relationships" xmlns:w="http://schemas.openxmlformats.org/wordprocessingml/2006/main" xmlns:w14="http://schemas.microsoft.com/office/word/2010/wordml" xmlns:w15="http://schemas.microsoft.com/office/word/2012/wordml" mc:Ignorable="w14 w15">
+<w:styles xmlns:mc="http://schemas.openxmlformats.org/markup-compatibility/2006" xmlns:r="http://schemas.openxmlformats.org/officeDocument/2006/relationships" xmlns:w="http://schemas.openxmlformats.org/wordprocessingml/2006/main" xmlns:w14="http://schemas.microsoft.com/office/word/2010/wordml" xmlns:w15="http://schemas.microsoft.com/office/word/2012/wordml" xmlns:w16cex="http://schemas.microsoft.com/office/word/2018/wordml/cex" xmlns:w16cid="http://schemas.microsoft.com/office/word/2016/wordml/cid" xmlns:w16="http://schemas.microsoft.com/office/word/2018/wordml" xmlns:w16du="http://schemas.microsoft.com/office/word/2023/wordml/word16du" xmlns:w16sdtdh="http://schemas.microsoft.com/office/word/2020/wordml/sdtdatahash" xmlns:w16sdtfl="http://schemas.microsoft.com/office/word/2024/wordml/sdtformatlock" xmlns:w16se="http://schemas.microsoft.com/office/word/2015/wordml/symex" mc:Ignorable="w14 w15 w16se w16cid w16 w16cex w16sdtdh w16sdtfl w16du">
   <w:docDefaults>
-    <w:rPrDefault/>
+    <w:rPrDefault>
+      <w:rPr>
+        <w:rFonts w:ascii="Times New Roman" w:eastAsia="Times New Roman" w:hAnsi="Times New Roman" w:cs="Times New Roman"/>
+        <w:lang w:val="en-US" w:eastAsia="en-US" w:bidi="ar-SA"/>
+      </w:rPr>
+    </w:rPrDefault>
     <w:pPrDefault/>
   </w:docDefaults>
-  <w:style w:type="paragraph" w:styleId="Normal" w:default="1">
+  <w:latentStyles w:defLockedState="0" w:defUIPriority="99" w:defSemiHidden="0" w:defUnhideWhenUsed="0" w:defQFormat="0" w:count="376">
+    <w:lsdException w:name="Normal" w:uiPriority="0" w:qFormat="1"/>
+    <w:lsdException w:name="heading 1" w:uiPriority="9" w:qFormat="1"/>
+    <w:lsdException w:name="heading 2" w:semiHidden="1" w:uiPriority="9" w:unhideWhenUsed="1" w:qFormat="1"/>
+    <w:lsdException w:name="heading 3" w:semiHidden="1" w:uiPriority="9" w:unhideWhenUsed="1" w:qFormat="1"/>
+    <w:lsdException w:name="heading 4" w:semiHidden="1" w:uiPriority="9" w:unhideWhenUsed="1" w:qFormat="1"/>
+    <w:lsdException w:name="heading 5" w:semiHidden="1" w:uiPriority="9" w:unhideWhenUsed="1" w:qFormat="1"/>
+    <w:lsdException w:name="heading 6" w:semiHidden="1" w:uiPriority="9" w:unhideWhenUsed="1" w:qFormat="1"/>
+    <w:lsdException w:name="heading 7" w:semiHidden="1" w:uiPriority="9" w:unhideWhenUsed="1" w:qFormat="1"/>
+    <w:lsdException w:name="heading 8" w:semiHidden="1" w:uiPriority="9" w:unhideWhenUsed="1" w:qFormat="1"/>
+    <w:lsdException w:name="heading 9" w:semiHidden="1" w:uiPriority="9" w:unhideWhenUsed="1" w:qFormat="1"/>
+    <w:lsdException w:name="index 1" w:semiHidden="1" w:unhideWhenUsed="1"/>
+    <w:lsdException w:name="index 2" w:semiHidden="1" w:unhideWhenUsed="1"/>
+    <w:lsdException w:name="index 3" w:semiHidden="1" w:unhideWhenUsed="1"/>
+    <w:lsdException w:name="index 4" w:semiHidden="1" w:unhideWhenUsed="1"/>
+    <w:lsdException w:name="index 5" w:semiHidden="1" w:unhideWhenUsed="1"/>
+    <w:lsdException w:name="index 6" w:semiHidden="1" w:unhideWhenUsed="1"/>
+    <w:lsdException w:name="index 7" w:semiHidden="1" w:unhideWhenUsed="1"/>
+    <w:lsdException w:name="index 8" w:semiHidden="1" w:unhideWhenUsed="1"/>
+    <w:lsdException w:name="index 9" w:semiHidden="1" w:unhideWhenUsed="1"/>
+    <w:lsdException w:name="toc 1" w:semiHidden="1" w:uiPriority="39" w:unhideWhenUsed="1"/>
+    <w:lsdException w:name="toc 2" w:semiHidden="1" w:uiPriority="39" w:unhideWhenUsed="1"/>
+    <w:lsdException w:name="toc 3" w:semiHidden="1" w:uiPriority="39" w:unhideWhenUsed="1"/>
+    <w:lsdException w:name="toc 4" w:semiHidden="1" w:uiPriority="39" w:unhideWhenUsed="1"/>
+    <w:lsdException w:name="toc 5" w:semiHidden="1" w:uiPriority="39" w:unhideWhenUsed="1"/>
+    <w:lsdException w:name="toc 6" w:semiHidden="1" w:uiPriority="39" w:unhideWhenUsed="1"/>
+    <w:lsdException w:name="toc 7" w:semiHidden="1" w:uiPriority="39" w:unhideWhenUsed="1"/>
+    <w:lsdException w:name="toc 8" w:semiHidden="1" w:uiPriority="39" w:unhideWhenUsed="1"/>
+    <w:lsdException w:name="toc 9" w:semiHidden="1" w:uiPriority="39" w:unhideWhenUsed="1"/>
+    <w:lsdException w:name="Normal Indent" w:semiHidden="1" w:unhideWhenUsed="1"/>
+    <w:lsdException w:name="footnote text" w:semiHidden="1" w:unhideWhenUsed="1"/>
+    <w:lsdException w:name="annotation text" w:semiHidden="1" w:unhideWhenUsed="1"/>
+    <w:lsdException w:name="header" w:semiHidden="1" w:unhideWhenUsed="1"/>
+    <w:lsdException w:name="footer" w:semiHidden="1" w:unhideWhenUsed="1"/>
+    <w:lsdException w:name="index heading" w:semiHidden="1" w:unhideWhenUsed="1"/>
+    <w:lsdException w:name="caption" w:semiHidden="1" w:uiPriority="35" w:unhideWhenUsed="1" w:qFormat="1"/>
+    <w:lsdException w:name="table of figures" w:semiHidden="1" w:unhideWhenUsed="1"/>
+    <w:lsdException w:name="envelope address" w:semiHidden="1" w:unhideWhenUsed="1"/>
+    <w:lsdException w:name="envelope return" w:semiHidden="1" w:unhideWhenUsed="1"/>
+    <w:lsdException w:name="footnote reference" w:semiHidden="1" w:unhideWhenUsed="1"/>
+    <w:lsdException w:name="annotation reference" w:semiHidden="1" w:unhideWhenUsed="1"/>
+    <w:lsdException w:name="line number" w:semiHidden="1" w:unhideWhenUsed="1"/>
+    <w:lsdException w:name="page number" w:semiHidden="1" w:unhideWhenUsed="1"/>
+    <w:lsdException w:name="endnote reference" w:semiHidden="1" w:unhideWhenUsed="1"/>
+    <w:lsdException w:name="endnote text" w:semiHidden="1" w:unhideWhenUsed="1"/>
+    <w:lsdException w:name="table of authorities" w:semiHidden="1" w:unhideWhenUsed="1"/>
+    <w:lsdException w:name="macro" w:semiHidden="1" w:unhideWhenUsed="1"/>
+    <w:lsdException w:name="toa heading" w:semiHidden="1" w:unhideWhenUsed="1"/>
+    <w:lsdException w:name="List" w:semiHidden="1" w:unhideWhenUsed="1"/>
+    <w:lsdException w:name="List Bullet" w:semiHidden="1" w:unhideWhenUsed="1"/>
+    <w:lsdException w:name="List Number" w:semiHidden="1" w:unhideWhenUsed="1"/>
+    <w:lsdException w:name="List 2" w:semiHidden="1" w:unhideWhenUsed="1"/>
+    <w:lsdException w:name="List 3" w:semiHidden="1" w:unhideWhenUsed="1"/>
+    <w:lsdException w:name="List 4" w:semiHidden="1" w:unhideWhenUsed="1"/>
+    <w:lsdException w:name="List 5" w:semiHidden="1" w:unhideWhenUsed="1"/>
+    <w:lsdException w:name="List Bullet 2" w:semiHidden="1" w:unhideWhenUsed="1"/>
+    <w:lsdException w:name="List Bullet 3" w:semiHidden="1" w:unhideWhenUsed="1"/>
+    <w:lsdException w:name="List Bullet 4" w:semiHidden="1" w:unhideWhenUsed="1"/>
+    <w:lsdException w:name="List Bullet 5" w:semiHidden="1" w:unhideWhenUsed="1"/>
+    <w:lsdException w:name="List Number 2" w:semiHidden="1" w:unhideWhenUsed="1"/>
+    <w:lsdException w:name="List Number 3" w:semiHidden="1" w:unhideWhenUsed="1"/>
+    <w:lsdException w:name="List Number 4" w:semiHidden="1" w:unhideWhenUsed="1"/>
+    <w:lsdException w:name="List Number 5" w:semiHidden="1" w:unhideWhenUsed="1"/>
+    <w:lsdException w:name="Title" w:uiPriority="10" w:qFormat="1"/>
+    <w:lsdException w:name="Closing" w:semiHidden="1" w:unhideWhenUsed="1"/>
+    <w:lsdException w:name="Signature" w:semiHidden="1" w:unhideWhenUsed="1"/>
+    <w:lsdException w:name="Default Paragraph Font" w:semiHidden="1" w:uiPriority="1" w:unhideWhenUsed="1"/>
+    <w:lsdException w:name="Body Text" w:semiHidden="1" w:unhideWhenUsed="1"/>
+    <w:lsdException w:name="Body Text Indent" w:semiHidden="1" w:unhideWhenUsed="1"/>
+    <w:lsdException w:name="List Continue" w:semiHidden="1" w:unhideWhenUsed="1"/>
+    <w:lsdException w:name="List Continue 2" w:semiHidden="1" w:unhideWhenUsed="1"/>
+    <w:lsdException w:name="List Continue 3" w:semiHidden="1" w:unhideWhenUsed="1"/>
+    <w:lsdException w:name="List Continue 4" w:semiHidden="1" w:unhideWhenUsed="1"/>
+    <w:lsdException w:name="List Continue 5" w:semiHidden="1" w:unhideWhenUsed="1"/>
+    <w:lsdException w:name="Message Header" w:semiHidden="1" w:unhideWhenUsed="1"/>
+    <w:lsdException w:name="Subtitle" w:uiPriority="11" w:qFormat="1"/>
+    <w:lsdException w:name="Salutation" w:semiHidden="1" w:unhideWhenUsed="1"/>
+    <w:lsdException w:name="Date" w:semiHidden="1" w:unhideWhenUsed="1"/>
+    <w:lsdException w:name="Body Text First Indent" w:semiHidden="1" w:unhideWhenUsed="1"/>
+    <w:lsdException w:name="Body Text First Indent 2" w:semiHidden="1" w:unhideWhenUsed="1"/>
+    <w:lsdException w:name="Note Heading" w:semiHidden="1" w:unhideWhenUsed="1"/>
+    <w:lsdException w:name="Body Text 2" w:semiHidden="1" w:unhideWhenUsed="1"/>
+    <w:lsdException w:name="Body Text 3" w:semiHidden="1" w:unhideWhenUsed="1"/>
+    <w:lsdException w:name="Body Text Indent 2" w:semiHidden="1" w:unhideWhenUsed="1"/>
+    <w:lsdException w:name="Body Text Indent 3" w:semiHidden="1" w:unhideWhenUsed="1"/>
+    <w:lsdException w:name="Block Text" w:semiHidden="1" w:unhideWhenUsed="1"/>
+    <w:lsdException w:name="Hyperlink" w:semiHidden="1" w:unhideWhenUsed="1"/>
+    <w:lsdException w:name="FollowedHyperlink" w:semiHidden="1" w:unhideWhenUsed="1"/>
+    <w:lsdException w:name="Strong" w:uiPriority="22" w:qFormat="1"/>
+    <w:lsdException w:name="Emphasis" w:uiPriority="20" w:qFormat="1"/>
+    <w:lsdException w:name="Document Map" w:semiHidden="1" w:unhideWhenUsed="1"/>
+    <w:lsdException w:name="Plain Text" w:semiHidden="1" w:unhideWhenUsed="1"/>
+    <w:lsdException w:name="E-mail Signature" w:semiHidden="1" w:unhideWhenUsed="1"/>
+    <w:lsdException w:name="HTML Top of Form" w:semiHidden="1" w:unhideWhenUsed="1"/>
+    <w:lsdException w:name="HTML Bottom of Form" w:semiHidden="1" w:unhideWhenUsed="1"/>
+    <w:lsdException w:name="Normal (Web)" w:semiHidden="1" w:unhideWhenUsed="1"/>
+    <w:lsdException w:name="HTML Acronym" w:semiHidden="1" w:unhideWhenUsed="1"/>
+    <w:lsdException w:name="HTML Address" w:semiHidden="1" w:unhideWhenUsed="1"/>
+    <w:lsdException w:name="HTML Cite" w:semiHidden="1" w:unhideWhenUsed="1"/>
+    <w:lsdException w:name="HTML Code" w:semiHidden="1" w:unhideWhenUsed="1"/>
+    <w:lsdException w:name="HTML Definition" w:semiHidden="1" w:unhideWhenUsed="1"/>
+    <w:lsdException w:name="HTML Keyboard" w:semiHidden="1" w:unhideWhenUsed="1"/>
+    <w:lsdException w:name="HTML Preformatted" w:semiHidden="1" w:unhideWhenUsed="1"/>
+    <w:lsdException w:name="HTML Sample" w:semiHidden="1" w:unhideWhenUsed="1"/>
+    <w:lsdException w:name="HTML Typewriter" w:semiHidden="1" w:unhideWhenUsed="1"/>
+    <w:lsdException w:name="HTML Variable" w:semiHidden="1" w:unhideWhenUsed="1"/>
+    <w:lsdException w:name="Normal Table" w:semiHidden="1" w:unhideWhenUsed="1"/>
+    <w:lsdException w:name="annotation subject" w:semiHidden="1" w:unhideWhenUsed="1"/>
+    <w:lsdException w:name="No List" w:semiHidden="1" w:unhideWhenUsed="1"/>
+    <w:lsdException w:name="Outline List 1" w:semiHidden="1" w:unhideWhenUsed="1"/>
+    <w:lsdException w:name="Outline List 2" w:semiHidden="1" w:unhideWhenUsed="1"/>
+    <w:lsdException w:name="Outline List 3" w:semiHidden="1" w:unhideWhenUsed="1"/>
+    <w:lsdException w:name="Table Simple 1" w:semiHidden="1" w:unhideWhenUsed="1"/>
+    <w:lsdException w:name="Table Simple 2" w:semiHidden="1" w:unhideWhenUsed="1"/>
+    <w:lsdException w:name="Table Simple 3" w:semiHidden="1" w:unhideWhenUsed="1"/>
+    <w:lsdException w:name="Table Classic 1" w:semiHidden="1" w:unhideWhenUsed="1"/>
+    <w:lsdException w:name="Table Classic 2" w:semiHidden="1" w:unhideWhenUsed="1"/>
+    <w:lsdException w:name="Table Classic 3" w:semiHidden="1" w:unhideWhenUsed="1"/>
+    <w:lsdException w:name="Table Classic 4" w:semiHidden="1" w:unhideWhenUsed="1"/>
+    <w:lsdException w:name="Table Colorful 1" w:semiHidden="1" w:unhideWhenUsed="1"/>
+    <w:lsdException w:name="Table Colorful 2" w:semiHidden="1" w:unhideWhenUsed="1"/>
+    <w:lsdException w:name="Table Colorful 3" w:semiHidden="1" w:unhideWhenUsed="1"/>
+    <w:lsdException w:name="Table Columns 1" w:semiHidden="1" w:unhideWhenUsed="1"/>
+    <w:lsdException w:name="Table Columns 2" w:semiHidden="1" w:unhideWhenUsed="1"/>
+    <w:lsdException w:name="Table Columns 3" w:semiHidden="1" w:unhideWhenUsed="1"/>
+    <w:lsdException w:name="Table Columns 4" w:semiHidden="1" w:unhideWhenUsed="1"/>
+    <w:lsdException w:name="Table Columns 5" w:semiHidden="1" w:unhideWhenUsed="1"/>
+    <w:lsdException w:name="Table Grid 1" w:semiHidden="1" w:unhideWhenUsed="1"/>
+    <w:lsdException w:name="Table Grid 2" w:semiHidden="1" w:unhideWhenUsed="1"/>
+    <w:lsdException w:name="Table Grid 3" w:semiHidden="1" w:unhideWhenUsed="1"/>
+    <w:lsdException w:name="Table Grid 4" w:semiHidden="1" w:unhideWhenUsed="1"/>
+    <w:lsdException w:name="Table Grid 5" w:semiHidden="1" w:unhideWhenUsed="1"/>
+    <w:lsdException w:name="Table Grid 6" w:semiHidden="1" w:unhideWhenUsed="1"/>
+    <w:lsdException w:name="Table Grid 7" w:semiHidden="1" w:unhideWhenUsed="1"/>
+    <w:lsdException w:name="Table Grid 8" w:semiHidden="1" w:unhideWhenUsed="1"/>
+    <w:lsdException w:name="Table List 1" w:semiHidden="1" w:unhideWhenUsed="1"/>
+    <w:lsdException w:name="Table List 2" w:semiHidden="1" w:unhideWhenUsed="1"/>
+    <w:lsdException w:name="Table List 3" w:semiHidden="1" w:unhideWhenUsed="1"/>
+    <w:lsdException w:name="Table List 4" w:semiHidden="1" w:unhideWhenUsed="1"/>
+    <w:lsdException w:name="Table List 5" w:semiHidden="1" w:unhideWhenUsed="1"/>
+    <w:lsdException w:name="Table List 6" w:semiHidden="1" w:unhideWhenUsed="1"/>
+    <w:lsdException w:name="Table List 7" w:semiHidden="1" w:unhideWhenUsed="1"/>
+    <w:lsdException w:name="Table List 8" w:semiHidden="1" w:unhideWhenUsed="1"/>
+    <w:lsdException w:name="Table 3D effects 1" w:semiHidden="1" w:unhideWhenUsed="1"/>
+    <w:lsdException w:name="Table 3D effects 2" w:semiHidden="1" w:unhideWhenUsed="1"/>
+    <w:lsdException w:name="Table 3D effects 3" w:semiHidden="1" w:unhideWhenUsed="1"/>
+    <w:lsdException w:name="Table Contemporary" w:semiHidden="1" w:unhideWhenUsed="1"/>
+    <w:lsdException w:name="Table Elegant" w:semiHidden="1" w:unhideWhenUsed="1"/>
+    <w:lsdException w:name="Table Professional" w:semiHidden="1" w:unhideWhenUsed="1"/>
+    <w:lsdException w:name="Table Subtle 1" w:semiHidden="1" w:unhideWhenUsed="1"/>
+    <w:lsdException w:name="Table Subtle 2" w:semiHidden="1" w:unhideWhenUsed="1"/>
+    <w:lsdException w:name="Table Web 1" w:semiHidden="1" w:unhideWhenUsed="1"/>
+    <w:lsdException w:name="Table Web 2" w:semiHidden="1" w:unhideWhenUsed="1"/>
+    <w:lsdException w:name="Table Web 3" w:semiHidden="1" w:unhideWhenUsed="1"/>
+    <w:lsdException w:name="Balloon Text" w:semiHidden="1" w:unhideWhenUsed="1"/>
+    <w:lsdException w:name="Table Grid" w:uiPriority="39"/>
+    <w:lsdException w:name="Table Theme" w:semiHidden="1" w:unhideWhenUsed="1"/>
+    <w:lsdException w:name="Placeholder Text" w:semiHidden="1"/>
+    <w:lsdException w:name="No Spacing" w:uiPriority="1" w:qFormat="1"/>
+    <w:lsdException w:name="Light Shading" w:uiPriority="60"/>
+    <w:lsdException w:name="Light List" w:uiPriority="61"/>
+    <w:lsdException w:name="Light Grid" w:uiPriority="62"/>
+    <w:lsdException w:name="Medium Shading 1" w:uiPriority="63"/>
+    <w:lsdException w:name="Medium Shading 2" w:uiPriority="64"/>
+    <w:lsdException w:name="Medium List 1" w:uiPriority="65"/>
+    <w:lsdException w:name="Medium List 2" w:uiPriority="66"/>
+    <w:lsdException w:name="Medium Grid 1" w:uiPriority="67"/>
+    <w:lsdException w:name="Medium Grid 2" w:uiPriority="68"/>
+    <w:lsdException w:name="Medium Grid 3" w:uiPriority="69"/>
+    <w:lsdException w:name="Dark List" w:uiPriority="70"/>
+    <w:lsdException w:name="Colorful Shading" w:uiPriority="71"/>
+    <w:lsdException w:name="Colorful List" w:uiPriority="72"/>
+    <w:lsdException w:name="Colorful Grid" w:uiPriority="73"/>
+    <w:lsdException w:name="Light Shading Accent 1" w:uiPriority="60"/>
+    <w:lsdException w:name="Light List Accent 1" w:uiPriority="61"/>
+    <w:lsdException w:name="Light Grid Accent 1" w:uiPriority="62"/>
+    <w:lsdException w:name="Medium Shading 1 Accent 1" w:uiPriority="63"/>
+    <w:lsdException w:name="Medium Shading 2 Accent 1" w:uiPriority="64"/>
+    <w:lsdException w:name="Medium List 1 Accent 1" w:uiPriority="65"/>
+    <w:lsdException w:name="Revision" w:semiHidden="1"/>
+    <w:lsdException w:name="List Paragraph" w:uiPriority="34" w:qFormat="1"/>
+    <w:lsdException w:name="Quote" w:uiPriority="29" w:qFormat="1"/>
+    <w:lsdException w:name="Intense Quote" w:uiPriority="30" w:qFormat="1"/>
+    <w:lsdException w:name="Medium List 2 Accent 1" w:uiPriority="66"/>
+    <w:lsdException w:name="Medium Grid 1 Accent 1" w:uiPriority="67"/>
+    <w:lsdException w:name="Medium Grid 2 Accent 1" w:uiPriority="68"/>
+    <w:lsdException w:name="Medium Grid 3 Accent 1" w:uiPriority="69"/>
+    <w:lsdException w:name="Dark List Accent 1" w:uiPriority="70"/>
+    <w:lsdException w:name="Colorful Shading Accent 1" w:uiPriority="71"/>
+    <w:lsdException w:name="Colorful List Accent 1" w:uiPriority="72"/>
+    <w:lsdException w:name="Colorful Grid Accent 1" w:uiPriority="73"/>
+    <w:lsdException w:name="Light Shading Accent 2" w:uiPriority="60"/>
+    <w:lsdException w:name="Light List Accent 2" w:uiPriority="61"/>
+    <w:lsdException w:name="Light Grid Accent 2" w:uiPriority="62"/>
+    <w:lsdException w:name="Medium Shading 1 Accent 2" w:uiPriority="63"/>
+    <w:lsdException w:name="Medium Shading 2 Accent 2" w:uiPriority="64"/>
+    <w:lsdException w:name="Medium List 1 Accent 2" w:uiPriority="65"/>
+    <w:lsdException w:name="Medium List 2 Accent 2" w:uiPriority="66"/>
+    <w:lsdException w:name="Medium Grid 1 Accent 2" w:uiPriority="67"/>
+    <w:lsdException w:name="Medium Grid 2 Accent 2" w:uiPriority="68"/>
+    <w:lsdException w:name="Medium Grid 3 Accent 2" w:uiPriority="69"/>
+    <w:lsdException w:name="Dark List Accent 2" w:uiPriority="70"/>
+    <w:lsdException w:name="Colorful Shading Accent 2" w:uiPriority="71"/>
+    <w:lsdException w:name="Colorful List Accent 2" w:uiPriority="72"/>
+    <w:lsdException w:name="Colorful Grid Accent 2" w:uiPriority="73"/>
+    <w:lsdException w:name="Light Shading Accent 3" w:uiPriority="60"/>
+    <w:lsdException w:name="Light List Accent 3" w:uiPriority="61"/>
+    <w:lsdException w:name="Light Grid Accent 3" w:uiPriority="62"/>
+    <w:lsdException w:name="Medium Shading 1 Accent 3" w:uiPriority="63"/>
+    <w:lsdException w:name="Medium Shading 2 Accent 3" w:uiPriority="64"/>
+    <w:lsdException w:name="Medium List 1 Accent 3" w:uiPriority="65"/>
+    <w:lsdException w:name="Medium List 2 Accent 3" w:uiPriority="66"/>
+    <w:lsdException w:name="Medium Grid 1 Accent 3" w:uiPriority="67"/>
+    <w:lsdException w:name="Medium Grid 2 Accent 3" w:uiPriority="68"/>
+    <w:lsdException w:name="Medium Grid 3 Accent 3" w:uiPriority="69"/>
+    <w:lsdException w:name="Dark List Accent 3" w:uiPriority="70"/>
+    <w:lsdException w:name="Colorful Shading Accent 3" w:uiPriority="71"/>
+    <w:lsdException w:name="Colorful List Accent 3" w:uiPriority="72"/>
+    <w:lsdException w:name="Colorful Grid Accent 3" w:uiPriority="73"/>
+    <w:lsdException w:name="Light Shading Accent 4" w:uiPriority="60"/>
+    <w:lsdException w:name="Light List Accent 4" w:uiPriority="61"/>
+    <w:lsdException w:name="Light Grid Accent 4" w:uiPriority="62"/>
+    <w:lsdException w:name="Medium Shading 1 Accent 4" w:uiPriority="63"/>
+    <w:lsdException w:name="Medium Shading 2 Accent 4" w:uiPriority="64"/>
+    <w:lsdException w:name="Medium List 1 Accent 4" w:uiPriority="65"/>
+    <w:lsdException w:name="Medium List 2 Accent 4" w:uiPriority="66"/>
+    <w:lsdException w:name="Medium Grid 1 Accent 4" w:uiPriority="67"/>
+    <w:lsdException w:name="Medium Grid 2 Accent 4" w:uiPriority="68"/>
+    <w:lsdException w:name="Medium Grid 3 Accent 4" w:uiPriority="69"/>
+    <w:lsdException w:name="Dark List Accent 4" w:uiPriority="70"/>
+    <w:lsdException w:name="Colorful Shading Accent 4" w:uiPriority="71"/>
+    <w:lsdException w:name="Colorful List Accent 4" w:uiPriority="72"/>
+    <w:lsdException w:name="Colorful Grid Accent 4" w:uiPriority="73"/>
+    <w:lsdException w:name="Light Shading Accent 5" w:uiPriority="60"/>
+    <w:lsdException w:name="Light List Accent 5" w:uiPriority="61"/>
+    <w:lsdException w:name="Light Grid Accent 5" w:uiPriority="62"/>
+    <w:lsdException w:name="Medium Shading 1 Accent 5" w:uiPriority="63"/>
+    <w:lsdException w:name="Medium Shading 2 Accent 5" w:uiPriority="64"/>
+    <w:lsdException w:name="Medium List 1 Accent 5" w:uiPriority="65"/>
+    <w:lsdException w:name="Medium List 2 Accent 5" w:uiPriority="66"/>
+    <w:lsdException w:name="Medium Grid 1 Accent 5" w:uiPriority="67"/>
+    <w:lsdException w:name="Medium Grid 2 Accent 5" w:uiPriority="68"/>
+    <w:lsdException w:name="Medium Grid 3 Accent 5" w:uiPriority="69"/>
+    <w:lsdException w:name="Dark List Accent 5" w:uiPriority="70"/>
+    <w:lsdException w:name="Colorful Shading Accent 5" w:uiPriority="71"/>
+    <w:lsdException w:name="Colorful List Accent 5" w:uiPriority="72"/>
+    <w:lsdException w:name="Colorful Grid Accent 5" w:uiPriority="73"/>
+    <w:lsdException w:name="Light Shading Accent 6" w:uiPriority="60"/>
+    <w:lsdException w:name="Light List Accent 6" w:uiPriority="61"/>
+    <w:lsdException w:name="Light Grid Accent 6" w:uiPriority="62"/>
+    <w:lsdException w:name="Medium Shading 1 Accent 6" w:uiPriority="63"/>
+    <w:lsdException w:name="Medium Shading 2 Accent 6" w:uiPriority="64"/>
+    <w:lsdException w:name="Medium List 1 Accent 6" w:uiPriority="65"/>
+    <w:lsdException w:name="Medium List 2 Accent 6" w:uiPriority="66"/>
+    <w:lsdException w:name="Medium Grid 1 Accent 6" w:uiPriority="67"/>
+    <w:lsdException w:name="Medium Grid 2 Accent 6" w:uiPriority="68"/>
+    <w:lsdException w:name="Medium Grid 3 Accent 6" w:uiPriority="69"/>
+    <w:lsdException w:name="Dark List Accent 6" w:uiPriority="70"/>
+    <w:lsdException w:name="Colorful Shading Accent 6" w:uiPriority="71"/>
+    <w:lsdException w:name="Colorful List Accent 6" w:uiPriority="72"/>
+    <w:lsdException w:name="Colorful Grid Accent 6" w:uiPriority="73"/>
+    <w:lsdException w:name="Subtle Emphasis" w:uiPriority="19" w:qFormat="1"/>
+    <w:lsdException w:name="Intense Emphasis" w:uiPriority="21" w:qFormat="1"/>
+    <w:lsdException w:name="Subtle Reference" w:uiPriority="31" w:qFormat="1"/>
+    <w:lsdException w:name="Intense Reference" w:uiPriority="32" w:qFormat="1"/>
+    <w:lsdException w:name="Book Title" w:uiPriority="33" w:qFormat="1"/>
+    <w:lsdException w:name="Bibliography" w:semiHidden="1" w:uiPriority="37" w:unhideWhenUsed="1"/>
+    <w:lsdException w:name="TOC Heading" w:semiHidden="1" w:uiPriority="39" w:unhideWhenUsed="1" w:qFormat="1"/>
+    <w:lsdException w:name="Plain Table 1" w:uiPriority="41"/>
+    <w:lsdException w:name="Plain Table 2" w:uiPriority="42"/>
+    <w:lsdException w:name="Plain Table 3" w:uiPriority="43"/>
+    <w:lsdException w:name="Plain Table 4" w:uiPriority="44"/>
+    <w:lsdException w:name="Plain Table 5" w:uiPriority="45"/>
+    <w:lsdException w:name="Grid Table Light" w:uiPriority="40"/>
+    <w:lsdException w:name="Grid Table 1 Light" w:uiPriority="46"/>
+    <w:lsdException w:name="Grid Table 2" w:uiPriority="47"/>
+    <w:lsdException w:name="Grid Table 3" w:uiPriority="48"/>
+    <w:lsdException w:name="Grid Table 4" w:uiPriority="49"/>
+    <w:lsdException w:name="Grid Table 5 Dark" w:uiPriority="50"/>
+    <w:lsdException w:name="Grid Table 6 Colorful" w:uiPriority="51"/>
+    <w:lsdException w:name="Grid Table 7 Colorful" w:uiPriority="52"/>
+    <w:lsdException w:name="Grid Table 1 Light Accent 1" w:uiPriority="46"/>
+    <w:lsdException w:name="Grid Table 2 Accent 1" w:uiPriority="47"/>
+    <w:lsdException w:name="Grid Table 3 Accent 1" w:uiPriority="48"/>
+    <w:lsdException w:name="Grid Table 4 Accent 1" w:uiPriority="49"/>
+    <w:lsdException w:name="Grid Table 5 Dark Accent 1" w:uiPriority="50"/>
+    <w:lsdException w:name="Grid Table 6 Colorful Accent 1" w:uiPriority="51"/>
+    <w:lsdException w:name="Grid Table 7 Colorful Accent 1" w:uiPriority="52"/>
+    <w:lsdException w:name="Grid Table 1 Light Accent 2" w:uiPriority="46"/>
+    <w:lsdException w:name="Grid Table 2 Accent 2" w:uiPriority="47"/>
+    <w:lsdException w:name="Grid Table 3 Accent 2" w:uiPriority="48"/>
+    <w:lsdException w:name="Grid Table 4 Accent 2" w:uiPriority="49"/>
+    <w:lsdException w:name="Grid Table 5 Dark Accent 2" w:uiPriority="50"/>
+    <w:lsdException w:name="Grid Table 6 Colorful Accent 2" w:uiPriority="51"/>
+    <w:lsdException w:name="Grid Table 7 Colorful Accent 2" w:uiPriority="52"/>
+    <w:lsdException w:name="Grid Table 1 Light Accent 3" w:uiPriority="46"/>
+    <w:lsdException w:name="Grid Table 2 Accent 3" w:uiPriority="47"/>
+    <w:lsdException w:name="Grid Table 3 Accent 3" w:uiPriority="48"/>
+    <w:lsdException w:name="Grid Table 4 Accent 3" w:uiPriority="49"/>
+    <w:lsdException w:name="Grid Table 5 Dark Accent 3" w:uiPriority="50"/>
+    <w:lsdException w:name="Grid Table 6 Colorful Accent 3" w:uiPriority="51"/>
+    <w:lsdException w:name="Grid Table 7 Colorful Accent 3" w:uiPriority="52"/>
+    <w:lsdException w:name="Grid Table 1 Light Accent 4" w:uiPriority="46"/>
+    <w:lsdException w:name="Grid Table 2 Accent 4" w:uiPriority="47"/>
+    <w:lsdException w:name="Grid Table 3 Accent 4" w:uiPriority="48"/>
+    <w:lsdException w:name="Grid Table 4 Accent 4" w:uiPriority="49"/>
+    <w:lsdException w:name="Grid Table 5 Dark Accent 4" w:uiPriority="50"/>
+    <w:lsdException w:name="Grid Table 6 Colorful Accent 4" w:uiPriority="51"/>
+    <w:lsdException w:name="Grid Table 7 Colorful Accent 4" w:uiPriority="52"/>
+    <w:lsdException w:name="Grid Table 1 Light Accent 5" w:uiPriority="46"/>
+    <w:lsdException w:name="Grid Table 2 Accent 5" w:uiPriority="47"/>
+    <w:lsdException w:name="Grid Table 3 Accent 5" w:uiPriority="48"/>
+    <w:lsdException w:name="Grid Table 4 Accent 5" w:uiPriority="49"/>
+    <w:lsdException w:name="Grid Table 5 Dark Accent 5" w:uiPriority="50"/>
+    <w:lsdException w:name="Grid Table 6 Colorful Accent 5" w:uiPriority="51"/>
+    <w:lsdException w:name="Grid Table 7 Colorful Accent 5" w:uiPriority="52"/>
+    <w:lsdException w:name="Grid Table 1 Light Accent 6" w:uiPriority="46"/>
+    <w:lsdException w:name="Grid Table 2 Accent 6" w:uiPriority="47"/>
+    <w:lsdException w:name="Grid Table 3 Accent 6" w:uiPriority="48"/>
+    <w:lsdException w:name="Grid Table 4 Accent 6" w:uiPriority="49"/>
+    <w:lsdException w:name="Grid Table 5 Dark Accent 6" w:uiPriority="50"/>
+    <w:lsdException w:name="Grid Table 6 Colorful Accent 6" w:uiPriority="51"/>
+    <w:lsdException w:name="Grid Table 7 Colorful Accent 6" w:uiPriority="52"/>
+    <w:lsdException w:name="List Table 1 Light" w:uiPriority="46"/>
+    <w:lsdException w:name="List Table 2" w:uiPriority="47"/>
+    <w:lsdException w:name="List Table 3" w:uiPriority="48"/>
+    <w:lsdException w:name="List Table 4" w:uiPriority="49"/>
+    <w:lsdException w:name="List Table 5 Dark" w:uiPriority="50"/>
+    <w:lsdException w:name="List Table 6 Colorful" w:uiPriority="51"/>
+    <w:lsdException w:name="List Table 7 Colorful" w:uiPriority="52"/>
+    <w:lsdException w:name="List Table 1 Light Accent 1" w:uiPriority="46"/>
+    <w:lsdException w:name="List Table 2 Accent 1" w:uiPriority="47"/>
+    <w:lsdException w:name="List Table 3 Accent 1" w:uiPriority="48"/>
+    <w:lsdException w:name="List Table 4 Accent 1" w:uiPriority="49"/>
+    <w:lsdException w:name="List Table 5 Dark Accent 1" w:uiPriority="50"/>
+    <w:lsdException w:name="List Table 6 Colorful Accent 1" w:uiPriority="51"/>
+    <w:lsdException w:name="List Table 7 Colorful Accent 1" w:uiPriority="52"/>
+    <w:lsdException w:name="List Table 1 Light Accent 2" w:uiPriority="46"/>
+    <w:lsdException w:name="List Table 2 Accent 2" w:uiPriority="47"/>
+    <w:lsdException w:name="List Table 3 Accent 2" w:uiPriority="48"/>
+    <w:lsdException w:name="List Table 4 Accent 2" w:uiPriority="49"/>
+    <w:lsdException w:name="List Table 5 Dark Accent 2" w:uiPriority="50"/>
+    <w:lsdException w:name="List Table 6 Colorful Accent 2" w:uiPriority="51"/>
+    <w:lsdException w:name="List Table 7 Colorful Accent 2" w:uiPriority="52"/>
+    <w:lsdException w:name="List Table 1 Light Accent 3" w:uiPriority="46"/>
+    <w:lsdException w:name="List Table 2 Accent 3" w:uiPriority="47"/>
+    <w:lsdException w:name="List Table 3 Accent 3" w:uiPriority="48"/>
+    <w:lsdException w:name="List Table 4 Accent 3" w:uiPriority="49"/>
+    <w:lsdException w:name="List Table 5 Dark Accent 3" w:uiPriority="50"/>
+    <w:lsdException w:name="List Table 6 Colorful Accent 3" w:uiPriority="51"/>
+    <w:lsdException w:name="List Table 7 Colorful Accent 3" w:uiPriority="52"/>
+    <w:lsdException w:name="List Table 1 Light Accent 4" w:uiPriority="46"/>
+    <w:lsdException w:name="List Table 2 Accent 4" w:uiPriority="47"/>
+    <w:lsdException w:name="List Table 3 Accent 4" w:uiPriority="48"/>
+    <w:lsdException w:name="List Table 4 Accent 4" w:uiPriority="49"/>
+    <w:lsdException w:name="List Table 5 Dark Accent 4" w:uiPriority="50"/>
+    <w:lsdException w:name="List Table 6 Colorful Accent 4" w:uiPriority="51"/>
+    <w:lsdException w:name="List Table 7 Colorful Accent 4" w:uiPriority="52"/>
+    <w:lsdException w:name="List Table 1 Light Accent 5" w:uiPriority="46"/>
+    <w:lsdException w:name="List Table 2 Accent 5" w:uiPriority="47"/>
+    <w:lsdException w:name="List Table 3 Accent 5" w:uiPriority="48"/>
+    <w:lsdException w:name="List Table 4 Accent 5" w:uiPriority="49"/>
+    <w:lsdException w:name="List Table 5 Dark Accent 5" w:uiPriority="50"/>
+    <w:lsdException w:name="List Table 6 Colorful Accent 5" w:uiPriority="51"/>
+    <w:lsdException w:name="List Table 7 Colorful Accent 5" w:uiPriority="52"/>
+    <w:lsdException w:name="List Table 1 Light Accent 6" w:uiPriority="46"/>
+    <w:lsdException w:name="List Table 2 Accent 6" w:uiPriority="47"/>
+    <w:lsdException w:name="List Table 3 Accent 6" w:uiPriority="48"/>
+    <w:lsdException w:name="List Table 4 Accent 6" w:uiPriority="49"/>
+    <w:lsdException w:name="List Table 5 Dark Accent 6" w:uiPriority="50"/>
+    <w:lsdException w:name="List Table 6 Colorful Accent 6" w:uiPriority="51"/>
+    <w:lsdException w:name="List Table 7 Colorful Accent 6" w:uiPriority="52"/>
+    <w:lsdException w:name="Mention" w:semiHidden="1" w:unhideWhenUsed="1"/>
+    <w:lsdException w:name="Smart Hyperlink" w:semiHidden="1" w:unhideWhenUsed="1"/>
+    <w:lsdException w:name="Hashtag" w:semiHidden="1" w:unhideWhenUsed="1"/>
+    <w:lsdException w:name="Unresolved Mention" w:semiHidden="1" w:unhideWhenUsed="1"/>
+    <w:lsdException w:name="Smart Link" w:semiHidden="1" w:unhideWhenUsed="1"/>
+  </w:latentStyles>
+  <w:style w:type="paragraph" w:default="1" w:styleId="Normal">
     <w:name w:val="Normal"/>
     <w:qFormat/>
   </w:style>
-  <w:style w:type="paragraph" w:styleId="Title">
-    <w:name w:val="Title"/>
+  <w:style w:type="paragraph" w:styleId="Heading1">
+    <w:name w:val="heading 1"/>
     <w:basedOn w:val="Normal"/>
     <w:next w:val="Normal"/>
+    <w:uiPriority w:val="9"/>
     <w:qFormat/>
-    <w:rPr>
-      <w:sz w:val="56"/>
-      <w:szCs w:val="56"/>
-    </w:rPr>
-  </w:style>
-  <w:style w:type="paragraph" w:styleId="Heading1">
-    <w:name w:val="Heading 1"/>
-    <w:basedOn w:val="Normal"/>
-    <w:next w:val="Normal"/>
-    <w:qFormat/>
+    <w:pPr>
+      <w:outlineLvl w:val="0"/>
+    </w:pPr>
     <w:rPr>
       <w:color w:val="2E74B5"/>
       <w:sz w:val="32"/>
@@ -839,10 +3059,16 @@
     </w:rPr>
   </w:style>
   <w:style w:type="paragraph" w:styleId="Heading2">
-    <w:name w:val="Heading 2"/>
+    <w:name w:val="heading 2"/>
     <w:basedOn w:val="Normal"/>
     <w:next w:val="Normal"/>
+    <w:uiPriority w:val="9"/>
+    <w:semiHidden/>
+    <w:unhideWhenUsed/>
     <w:qFormat/>
+    <w:pPr>
+      <w:outlineLvl w:val="1"/>
+    </w:pPr>
     <w:rPr>
       <w:color w:val="2E74B5"/>
       <w:sz w:val="26"/>
@@ -850,10 +3076,16 @@
     </w:rPr>
   </w:style>
   <w:style w:type="paragraph" w:styleId="Heading3">
-    <w:name w:val="Heading 3"/>
+    <w:name w:val="heading 3"/>
     <w:basedOn w:val="Normal"/>
     <w:next w:val="Normal"/>
+    <w:uiPriority w:val="9"/>
+    <w:semiHidden/>
+    <w:unhideWhenUsed/>
     <w:qFormat/>
+    <w:pPr>
+      <w:outlineLvl w:val="2"/>
+    </w:pPr>
     <w:rPr>
       <w:color w:val="1F4D78"/>
       <w:sz w:val="24"/>
@@ -861,10 +3093,16 @@
     </w:rPr>
   </w:style>
   <w:style w:type="paragraph" w:styleId="Heading4">
-    <w:name w:val="Heading 4"/>
+    <w:name w:val="heading 4"/>
     <w:basedOn w:val="Normal"/>
     <w:next w:val="Normal"/>
+    <w:uiPriority w:val="9"/>
+    <w:semiHidden/>
+    <w:unhideWhenUsed/>
     <w:qFormat/>
+    <w:pPr>
+      <w:outlineLvl w:val="3"/>
+    </w:pPr>
     <w:rPr>
       <w:i/>
       <w:iCs/>
@@ -872,25 +3110,75 @@
     </w:rPr>
   </w:style>
   <w:style w:type="paragraph" w:styleId="Heading5">
-    <w:name w:val="Heading 5"/>
+    <w:name w:val="heading 5"/>
     <w:basedOn w:val="Normal"/>
     <w:next w:val="Normal"/>
+    <w:uiPriority w:val="9"/>
+    <w:semiHidden/>
+    <w:unhideWhenUsed/>
     <w:qFormat/>
+    <w:pPr>
+      <w:outlineLvl w:val="4"/>
+    </w:pPr>
     <w:rPr>
       <w:color w:val="2E74B5"/>
     </w:rPr>
   </w:style>
   <w:style w:type="paragraph" w:styleId="Heading6">
-    <w:name w:val="Heading 6"/>
+    <w:name w:val="heading 6"/>
     <w:basedOn w:val="Normal"/>
     <w:next w:val="Normal"/>
+    <w:uiPriority w:val="9"/>
+    <w:semiHidden/>
+    <w:unhideWhenUsed/>
     <w:qFormat/>
+    <w:pPr>
+      <w:outlineLvl w:val="5"/>
+    </w:pPr>
     <w:rPr>
       <w:color w:val="1F4D78"/>
     </w:rPr>
   </w:style>
-  <w:style w:type="paragraph" w:styleId="Strong">
-    <w:name w:val="Strong"/>
+  <w:style w:type="character" w:default="1" w:styleId="DefaultParagraphFont">
+    <w:name w:val="Default Paragraph Font"/>
+    <w:uiPriority w:val="1"/>
+    <w:semiHidden/>
+    <w:unhideWhenUsed/>
+  </w:style>
+  <w:style w:type="table" w:default="1" w:styleId="TableNormal">
+    <w:name w:val="Normal Table"/>
+    <w:uiPriority w:val="99"/>
+    <w:semiHidden/>
+    <w:unhideWhenUsed/>
+    <w:tblPr>
+      <w:tblInd w:w="0" w:type="dxa"/>
+      <w:tblCellMar>
+        <w:top w:w="0" w:type="dxa"/>
+        <w:left w:w="108" w:type="dxa"/>
+        <w:bottom w:w="0" w:type="dxa"/>
+        <w:right w:w="108" w:type="dxa"/>
+      </w:tblCellMar>
+    </w:tblPr>
+  </w:style>
+  <w:style w:type="numbering" w:default="1" w:styleId="NoList">
+    <w:name w:val="No List"/>
+    <w:uiPriority w:val="99"/>
+    <w:semiHidden/>
+    <w:unhideWhenUsed/>
+  </w:style>
+  <w:style w:type="paragraph" w:styleId="Title">
+    <w:name w:val="Title"/>
+    <w:basedOn w:val="Normal"/>
+    <w:next w:val="Normal"/>
+    <w:uiPriority w:val="10"/>
+    <w:qFormat/>
+    <w:rPr>
+      <w:sz w:val="56"/>
+      <w:szCs w:val="56"/>
+    </w:rPr>
+  </w:style>
+  <w:style w:type="paragraph" w:customStyle="1" w:styleId="Strong1">
+    <w:name w:val="Strong1"/>
     <w:basedOn w:val="Normal"/>
     <w:next w:val="Normal"/>
     <w:qFormat/>
@@ -906,7 +3194,6 @@
   </w:style>
   <w:style w:type="character" w:styleId="Hyperlink">
     <w:name w:val="Hyperlink"/>
-    <w:basedOn w:val="DefaultParagraphFont"/>
     <w:uiPriority w:val="99"/>
     <w:unhideWhenUsed/>
     <w:rPr>
@@ -916,7 +3203,6 @@
   </w:style>
   <w:style w:type="character" w:styleId="FootnoteReference">
     <w:name w:val="footnote reference"/>
-    <w:basedOn w:val="DefaultParagraphFont"/>
     <w:uiPriority w:val="99"/>
     <w:semiHidden/>
     <w:unhideWhenUsed/>
@@ -931,17 +3217,9 @@
     <w:uiPriority w:val="99"/>
     <w:semiHidden/>
     <w:unhideWhenUsed/>
-    <w:pPr>
-      <w:spacing w:after="0" w:line="240" w:lineRule="auto"/>
-    </w:pPr>
-    <w:rPr>
-      <w:sz w:val="20"/>
-      <w:szCs w:val="20"/>
-    </w:rPr>
   </w:style>
-  <w:style w:type="character" w:styleId="FootnoteTextChar">
+  <w:style w:type="character" w:customStyle="1" w:styleId="FootnoteTextChar">
     <w:name w:val="Footnote Text Char"/>
-    <w:basedOn w:val="DefaultParagraphFont"/>
     <w:link w:val="FootnoteText"/>
     <w:uiPriority w:val="99"/>
     <w:semiHidden/>
@@ -953,7 +3231,6 @@
   </w:style>
   <w:style w:type="character" w:styleId="EndnoteReference">
     <w:name w:val="endnote reference"/>
-    <w:basedOn w:val="DefaultParagraphFont"/>
     <w:uiPriority w:val="99"/>
     <w:semiHidden/>
     <w:unhideWhenUsed/>
@@ -968,17 +3245,9 @@
     <w:uiPriority w:val="99"/>
     <w:semiHidden/>
     <w:unhideWhenUsed/>
-    <w:pPr>
-      <w:spacing w:after="0" w:line="240" w:lineRule="auto"/>
-    </w:pPr>
-    <w:rPr>
-      <w:sz w:val="20"/>
-      <w:szCs w:val="20"/>
-    </w:rPr>
   </w:style>
-  <w:style w:type="character" w:styleId="EndnoteTextChar">
+  <w:style w:type="character" w:customStyle="1" w:styleId="EndnoteTextChar">
     <w:name w:val="Endnote Text Char"/>
-    <w:basedOn w:val="DefaultParagraphFont"/>
     <w:link w:val="EndnoteText"/>
     <w:uiPriority w:val="99"/>
     <w:semiHidden/>
@@ -1143,7 +3412,7 @@
         <a:solidFill>
           <a:schemeClr val="phClr"/>
         </a:solidFill>
-        <a:gradFill rotWithShape="true">
+        <a:gradFill rotWithShape="1">
           <a:gsLst>
             <a:gs pos="0">
               <a:schemeClr val="phClr">
@@ -1167,9 +3436,9 @@
               </a:schemeClr>
             </a:gs>
           </a:gsLst>
-          <a:lin ang="5400000" scaled="false"/>
+          <a:lin ang="5400000" scaled="0"/>
         </a:gradFill>
-        <a:gradFill rotWithShape="true">
+        <a:gradFill rotWithShape="1">
           <a:gsLst>
             <a:gs pos="0">
               <a:schemeClr val="phClr">
@@ -1193,7 +3462,7 @@
               </a:schemeClr>
             </a:gs>
           </a:gsLst>
-          <a:lin ang="5400000" scaled="false"/>
+          <a:lin ang="5400000" scaled="0"/>
         </a:gradFill>
       </a:fillStyleLst>
       <a:lnStyleLst>
@@ -1228,7 +3497,7 @@
         </a:effectStyle>
         <a:effectStyle>
           <a:effectLst>
-            <a:outerShdw blurRad="57150" dist="19050" dir="5400000" algn="ctr" rotWithShape="false">
+            <a:outerShdw blurRad="57150" dist="19050" dir="5400000" algn="ctr" rotWithShape="0">
               <a:srgbClr val="000000">
                 <a:alpha val="63000"/>
               </a:srgbClr>
@@ -1246,7 +3515,7 @@
             <a:satMod val="170000"/>
           </a:schemeClr>
         </a:solidFill>
-        <a:gradFill rotWithShape="true">
+        <a:gradFill rotWithShape="1">
           <a:gsLst>
             <a:gs pos="0">
               <a:schemeClr val="phClr">
@@ -1271,7 +3540,7 @@
               </a:schemeClr>
             </a:gs>
           </a:gsLst>
-          <a:lin ang="5400000" scaled="false"/>
+          <a:lin ang="5400000" scaled="0"/>
         </a:gradFill>
       </a:bgFillStyleLst>
     </a:fmtScheme>
